--- a/data/uploads/Question.docx
+++ b/data/uploads/Question.docx
@@ -14,65 +14,6 @@
           <w:b/>
           <w:bCs/>
         </w:rPr>
-        <w:t xml:space="preserve">Evaluate for 15 marks . Attempt </w:t>
-      </w:r>
-      <w:r>
-        <w:rPr>
-          <w:b/>
-          <w:bCs/>
-        </w:rPr>
-        <w:t>S</w:t>
-      </w:r>
-      <w:r>
-        <w:rPr>
-          <w:b/>
-          <w:bCs/>
-        </w:rPr>
-        <w:t xml:space="preserve">hould be made for </w:t>
-      </w:r>
-      <w:r>
-        <w:rPr>
-          <w:b/>
-          <w:bCs/>
-        </w:rPr>
-        <w:t>whole</w:t>
-      </w:r>
-      <w:r>
-        <w:rPr>
-          <w:b/>
-          <w:bCs/>
-        </w:rPr>
-        <w:t xml:space="preserve"> set series that is 1a 1b or 2 2</w:t>
-      </w:r>
-      <w:r>
-        <w:rPr>
-          <w:b/>
-          <w:bCs/>
-        </w:rPr>
-        <w:t>b</w:t>
-      </w:r>
-      <w:r>
-        <w:rPr>
-          <w:b/>
-          <w:bCs/>
-        </w:rPr>
-        <w:t>.mixing is not allowed (ex : 1a 2a or 1a 2b)</w:t>
-      </w:r>
-    </w:p>
-    <w:p>
-      <w:pPr>
-        <w:rPr>
-          <w:b/>
-          <w:bCs/>
-        </w:rPr>
-      </w:pPr>
-    </w:p>
-    <w:p>
-      <w:r>
-        <w:rPr>
-          <w:b/>
-          <w:bCs/>
-        </w:rPr>
         <w:t>Question</w:t>
       </w:r>
       <w:r>
@@ -80,77 +21,529 @@
           <w:b/>
           <w:bCs/>
         </w:rPr>
-        <w:t xml:space="preserve"> 1a</w:t>
-      </w:r>
-      <w:r>
-        <w:rPr>
-          <w:b/>
-          <w:bCs/>
-        </w:rPr>
-        <w:t>:</w:t>
-      </w:r>
-      <w:r>
-        <w:t xml:space="preserve"> Explain Continuous Deployment workflow with a neat diagram.</w:t>
-      </w:r>
-      <w:r>
+        <w:t>1a</w:t>
+      </w:r>
+      <w:r>
+        <w:rPr>
+          <w:b/>
+          <w:bCs/>
+        </w:rPr>
+        <w:t>: Explain the following Git commands with syntax and an example: 1. Push 2. merge 3. commit 4. Checkout</w:t>
+      </w:r>
+    </w:p>
+    <w:p>
+      <w:pPr>
+        <w:rPr>
+          <w:b/>
+          <w:bCs/>
+        </w:rPr>
+      </w:pPr>
+      <w:r>
+        <w:rPr>
+          <w:b/>
+          <w:bCs/>
+        </w:rPr>
+        <w:t>Max Marks: 8</w:t>
+      </w:r>
+    </w:p>
+    <w:p>
+      <w:pPr>
+        <w:rPr>
+          <w:b/>
+          <w:bCs/>
+        </w:rPr>
+      </w:pPr>
+      <w:r>
+        <w:rPr>
+          <w:b/>
+          <w:bCs/>
+        </w:rPr>
+        <w:t>Type: Flexible</w:t>
+      </w:r>
+    </w:p>
+    <w:p>
+      <w:pPr>
+        <w:rPr>
+          <w:b/>
+          <w:bCs/>
+        </w:rPr>
+      </w:pPr>
+      <w:r>
+        <w:rPr>
+          <w:b/>
+          <w:bCs/>
+        </w:rPr>
+        <w:t>Min Length: None</w:t>
+      </w:r>
+    </w:p>
+    <w:p>
+      <w:pPr>
+        <w:rPr>
+          <w:b/>
+          <w:bCs/>
+        </w:rPr>
+      </w:pPr>
+      <w:r>
+        <w:rPr>
+          <w:b/>
+          <w:bCs/>
+        </w:rPr>
+        <w:t>Answer:</w:t>
+      </w:r>
+    </w:p>
+    <w:p>
+      <w:pPr>
+        <w:numPr>
+          <w:ilvl w:val="0"/>
+          <w:numId w:val="1"/>
+        </w:numPr>
+        <w:rPr>
+          <w:b/>
+          <w:bCs/>
+        </w:rPr>
+      </w:pPr>
+      <w:r>
+        <w:rPr>
+          <w:b/>
+          <w:bCs/>
+        </w:rPr>
+        <w:t>git push</w:t>
+      </w:r>
+      <w:r>
+        <w:rPr>
+          <w:b/>
+          <w:bCs/>
+        </w:rPr>
         <w:br/>
-      </w:r>
-      <w:r>
-        <w:rPr>
-          <w:b/>
-          <w:bCs/>
-        </w:rPr>
-        <w:t>Max Marks:</w:t>
-      </w:r>
-      <w:r>
-        <w:t xml:space="preserve"> 7</w:t>
-      </w:r>
-      <w:r>
+        <w:t>Purpose:</w:t>
+      </w:r>
+      <w:r>
+        <w:rPr>
+          <w:b/>
+          <w:bCs/>
+        </w:rPr>
         <w:br/>
-      </w:r>
-      <w:r>
-        <w:rPr>
-          <w:b/>
-          <w:bCs/>
-        </w:rPr>
-        <w:t>Type:</w:t>
-      </w:r>
-      <w:r>
-        <w:t xml:space="preserve"> Flexible</w:t>
-      </w:r>
-      <w:r>
+        <w:t>Uploads (pushes) your local commits to a remote repository (like GitHub, GitLab, etc.) so others can access your latest work.</w:t>
+      </w:r>
+    </w:p>
+    <w:p>
+      <w:pPr>
+        <w:rPr>
+          <w:b/>
+          <w:bCs/>
+        </w:rPr>
+      </w:pPr>
+      <w:r>
+        <w:rPr>
+          <w:b/>
+          <w:bCs/>
+        </w:rPr>
+        <w:t>Syntax:</w:t>
+      </w:r>
+      <w:r>
+        <w:rPr>
+          <w:b/>
+          <w:bCs/>
+        </w:rPr>
         <w:br/>
-      </w:r>
-      <w:r>
-        <w:rPr>
-          <w:b/>
-          <w:bCs/>
-        </w:rPr>
-        <w:t>Min Length:</w:t>
-      </w:r>
-      <w:r>
-        <w:t xml:space="preserve"> None</w:t>
-      </w:r>
-    </w:p>
-    <w:p>
-      <w:r>
-        <w:t xml:space="preserve">If you attend this question must and should attend the very next question </w:t>
-      </w:r>
-      <w:r>
-        <w:t xml:space="preserve">, </w:t>
-      </w:r>
-      <w:r>
-        <w:t>the and</w:t>
-      </w:r>
-      <w:r>
-        <w:t xml:space="preserve"> 2a and 2b</w:t>
-      </w:r>
-      <w:r>
-        <w:t xml:space="preserve"> question is optional</w:t>
-      </w:r>
-      <w:r>
+        <w:t>git push &lt;remote_name&gt; &lt;branch_name&gt;</w:t>
+      </w:r>
+    </w:p>
+    <w:p>
+      <w:pPr>
+        <w:numPr>
+          <w:ilvl w:val="0"/>
+          <w:numId w:val="2"/>
+        </w:numPr>
+        <w:rPr>
+          <w:b/>
+          <w:bCs/>
+        </w:rPr>
+      </w:pPr>
+      <w:r>
+        <w:rPr>
+          <w:b/>
+          <w:bCs/>
+        </w:rPr>
+        <w:t>remote_name → usually origin (the default name of the remote repo)</w:t>
+      </w:r>
+    </w:p>
+    <w:p>
+      <w:pPr>
+        <w:numPr>
+          <w:ilvl w:val="0"/>
+          <w:numId w:val="2"/>
+        </w:numPr>
+        <w:rPr>
+          <w:b/>
+          <w:bCs/>
+        </w:rPr>
+      </w:pPr>
+      <w:r>
+        <w:rPr>
+          <w:b/>
+          <w:bCs/>
+        </w:rPr>
+        <w:t>branch_name → usually main or master, but it could be any branch</w:t>
+      </w:r>
+    </w:p>
+    <w:p>
+      <w:pPr>
+        <w:rPr>
+          <w:b/>
+          <w:bCs/>
+        </w:rPr>
+      </w:pPr>
+      <w:r>
+        <w:rPr>
+          <w:b/>
+          <w:bCs/>
+        </w:rPr>
+        <w:t>Example:</w:t>
+      </w:r>
+      <w:r>
+        <w:rPr>
+          <w:b/>
+          <w:bCs/>
+        </w:rPr>
         <w:br/>
-      </w:r>
+        <w:t>git push origin main</w:t>
+      </w:r>
+    </w:p>
+    <w:p>
+      <w:pPr>
+        <w:numPr>
+          <w:ilvl w:val="0"/>
+          <w:numId w:val="3"/>
+        </w:numPr>
+        <w:rPr>
+          <w:b/>
+          <w:bCs/>
+        </w:rPr>
+      </w:pPr>
+      <w:r>
+        <w:rPr>
+          <w:b/>
+          <w:bCs/>
+        </w:rPr>
+        <w:t>git merge</w:t>
+      </w:r>
+      <w:r>
+        <w:rPr>
+          <w:b/>
+          <w:bCs/>
+        </w:rPr>
+        <w:br/>
+        <w:t>Purpose:</w:t>
+      </w:r>
+      <w:r>
+        <w:rPr>
+          <w:b/>
+          <w:bCs/>
+        </w:rPr>
+        <w:br/>
+        <w:t>Combines changes from one branch into another — commonly used when you finish a feature branch and want to merge it into the main branch.</w:t>
+      </w:r>
+    </w:p>
+    <w:p>
+      <w:pPr>
+        <w:rPr>
+          <w:b/>
+          <w:bCs/>
+        </w:rPr>
+      </w:pPr>
+      <w:r>
+        <w:rPr>
+          <w:b/>
+          <w:bCs/>
+        </w:rPr>
+        <w:t>Syntax:</w:t>
+      </w:r>
+      <w:r>
+        <w:rPr>
+          <w:b/>
+          <w:bCs/>
+        </w:rPr>
+        <w:br/>
+        <w:t>git merge &lt;branch_name&gt;</w:t>
+      </w:r>
+    </w:p>
+    <w:p>
+      <w:pPr>
+        <w:numPr>
+          <w:ilvl w:val="0"/>
+          <w:numId w:val="4"/>
+        </w:numPr>
+        <w:rPr>
+          <w:b/>
+          <w:bCs/>
+        </w:rPr>
+      </w:pPr>
+      <w:r>
+        <w:rPr>
+          <w:b/>
+          <w:bCs/>
+        </w:rPr>
+        <w:t>git commit</w:t>
+      </w:r>
+      <w:r>
+        <w:rPr>
+          <w:b/>
+          <w:bCs/>
+        </w:rPr>
+        <w:br/>
+        <w:t>Purpose:</w:t>
+      </w:r>
+      <w:r>
+        <w:rPr>
+          <w:b/>
+          <w:bCs/>
+        </w:rPr>
+        <w:br/>
+        <w:t>Records the staged changes (those added using git add) into the local repository with a descriptive message.</w:t>
+      </w:r>
+    </w:p>
+    <w:p>
+      <w:pPr>
+        <w:rPr>
+          <w:b/>
+          <w:bCs/>
+        </w:rPr>
+      </w:pPr>
+      <w:r>
+        <w:rPr>
+          <w:b/>
+          <w:bCs/>
+        </w:rPr>
+        <w:t>Syntax:</w:t>
+      </w:r>
+      <w:r>
+        <w:rPr>
+          <w:b/>
+          <w:bCs/>
+        </w:rPr>
+        <w:br/>
+        <w:t>git commit -m "commit message"</w:t>
+      </w:r>
+    </w:p>
+    <w:p>
+      <w:pPr>
+        <w:numPr>
+          <w:ilvl w:val="0"/>
+          <w:numId w:val="5"/>
+        </w:numPr>
+        <w:rPr>
+          <w:b/>
+          <w:bCs/>
+        </w:rPr>
+      </w:pPr>
+      <w:r>
+        <w:rPr>
+          <w:b/>
+          <w:bCs/>
+        </w:rPr>
+        <w:t>-m → specifies the commit message inline</w:t>
+      </w:r>
+    </w:p>
+    <w:p>
+      <w:pPr>
+        <w:numPr>
+          <w:ilvl w:val="0"/>
+          <w:numId w:val="5"/>
+        </w:numPr>
+        <w:rPr>
+          <w:b/>
+          <w:bCs/>
+        </w:rPr>
+      </w:pPr>
+      <w:r>
+        <w:rPr>
+          <w:b/>
+          <w:bCs/>
+        </w:rPr>
+        <w:t>The message should briefly describe what you changed</w:t>
+      </w:r>
+    </w:p>
+    <w:p>
+      <w:pPr>
+        <w:numPr>
+          <w:ilvl w:val="0"/>
+          <w:numId w:val="6"/>
+        </w:numPr>
+        <w:rPr>
+          <w:b/>
+          <w:bCs/>
+        </w:rPr>
+      </w:pPr>
+      <w:r>
+        <w:rPr>
+          <w:b/>
+          <w:bCs/>
+        </w:rPr>
+        <w:t>git checkout</w:t>
+      </w:r>
+      <w:r>
+        <w:rPr>
+          <w:b/>
+          <w:bCs/>
+        </w:rPr>
+        <w:br/>
+        <w:t>Purpose:</w:t>
+      </w:r>
+      <w:r>
+        <w:rPr>
+          <w:b/>
+          <w:bCs/>
+        </w:rPr>
+        <w:br/>
+        <w:t>Used to switch between branches or restore files to a previous state.</w:t>
+      </w:r>
+    </w:p>
+    <w:p>
+      <w:pPr>
+        <w:rPr>
+          <w:b/>
+          <w:bCs/>
+        </w:rPr>
+      </w:pPr>
+      <w:r>
+        <w:rPr>
+          <w:b/>
+          <w:bCs/>
+        </w:rPr>
+        <w:lastRenderedPageBreak/>
+        <w:t>Syntax (to switch branch):</w:t>
+      </w:r>
+      <w:r>
+        <w:rPr>
+          <w:b/>
+          <w:bCs/>
+        </w:rPr>
+        <w:br/>
+        <w:t>git checkout &lt;branch_name&gt;</w:t>
+      </w:r>
+    </w:p>
+    <w:p>
+      <w:pPr>
+        <w:rPr>
+          <w:b/>
+          <w:bCs/>
+        </w:rPr>
+      </w:pPr>
+      <w:r>
+        <w:rPr>
+          <w:b/>
+          <w:bCs/>
+        </w:rPr>
+        <w:t>Syntax (to create and switch to a new branch):</w:t>
+      </w:r>
+      <w:r>
+        <w:rPr>
+          <w:b/>
+          <w:bCs/>
+        </w:rPr>
+        <w:br/>
+        <w:t>git checkout -b &lt;new_branch_name&gt;</w:t>
+      </w:r>
+    </w:p>
+    <w:p>
+      <w:pPr>
+        <w:rPr>
+          <w:b/>
+          <w:bCs/>
+        </w:rPr>
+      </w:pPr>
+      <w:r>
+        <w:rPr>
+          <w:b/>
+          <w:bCs/>
+        </w:rPr>
+        <w:pict w14:anchorId="2B5870BA">
+          <v:rect id="_x0000_i1085" style="width:0;height:1.5pt" o:hralign="center" o:hrstd="t" o:hr="t" fillcolor="#a0a0a0" stroked="f"/>
+        </w:pict>
+      </w:r>
+    </w:p>
+    <w:p>
+      <w:pPr>
+        <w:rPr>
+          <w:b/>
+          <w:bCs/>
+        </w:rPr>
+      </w:pPr>
+      <w:r>
+        <w:rPr>
+          <w:b/>
+          <w:bCs/>
+        </w:rPr>
+        <w:t>Question</w:t>
+      </w:r>
+      <w:r>
+        <w:rPr>
+          <w:b/>
+          <w:bCs/>
+        </w:rPr>
+        <w:t>1b</w:t>
+      </w:r>
+      <w:r>
+        <w:rPr>
+          <w:b/>
+          <w:bCs/>
+        </w:rPr>
+        <w:t>: Illustrate the steps involved in Understanding the Git process and Gitflow pattern with a neat diagram.</w:t>
+      </w:r>
+    </w:p>
+    <w:p>
+      <w:pPr>
+        <w:rPr>
+          <w:b/>
+          <w:bCs/>
+        </w:rPr>
+      </w:pPr>
+      <w:r>
+        <w:rPr>
+          <w:b/>
+          <w:bCs/>
+        </w:rPr>
+        <w:t>Max Marks: 7</w:t>
+      </w:r>
+    </w:p>
+    <w:p>
+      <w:pPr>
+        <w:rPr>
+          <w:b/>
+          <w:bCs/>
+        </w:rPr>
+      </w:pPr>
+      <w:r>
+        <w:rPr>
+          <w:b/>
+          <w:bCs/>
+        </w:rPr>
+        <w:t>Type: Flexible</w:t>
+      </w:r>
+    </w:p>
+    <w:p>
+      <w:pPr>
+        <w:rPr>
+          <w:b/>
+          <w:bCs/>
+        </w:rPr>
+      </w:pPr>
+      <w:r>
+        <w:rPr>
+          <w:b/>
+          <w:bCs/>
+        </w:rPr>
+        <w:t>Min Length: None</w:t>
+      </w:r>
+    </w:p>
+    <w:p>
+      <w:pPr>
+        <w:rPr>
+          <w:b/>
+          <w:bCs/>
+        </w:rPr>
+      </w:pPr>
       <w:r>
         <w:rPr>
           <w:b/>
@@ -158,18 +551,307 @@
         </w:rPr>
         <w:t>Answer:</w:t>
       </w:r>
-      <w:r>
-        <w:t xml:space="preserve"> Continuous deployment is an extension of Continuous Delivery (CD) that automates the entire CI/CD pipeline from the moment the developer commits code until it is deployed to production through all verification steps. This practice is rarely implemented in enterprises because it requires extensive testing, including unit, functional, integration, performance, and other tests, to ensure the application's correctness. Successfully passing these tests is sufficient to validate the application and allows automatic deployment to the production environment without any manual approval. The continuous deployment process must also include mechanisms to restore the application in case of production failures. It can be implemented using feature toggle (feature flag) techniques, where application functionalities are encapsulated as features and activated on demand without redeploying the application. Another approach is the blue-green deployment strategy, which uses two production environments (blue and green) to ensure deployment without downtime. A neat workflow diagram should illustrate the CI/CD pipeline from code commit through automated testing to production deployment.</w:t>
-      </w:r>
-    </w:p>
-    <w:p>
-      <w:r>
-        <w:pict w14:anchorId="48FA8F7E">
-          <v:rect id="_x0000_i1025" style="width:0;height:1.5pt" o:hralign="center" o:hrstd="t" o:hr="t" fillcolor="#a0a0a0" stroked="f"/>
+    </w:p>
+    <w:p>
+      <w:pPr>
+        <w:numPr>
+          <w:ilvl w:val="0"/>
+          <w:numId w:val="7"/>
+        </w:numPr>
+        <w:rPr>
+          <w:b/>
+          <w:bCs/>
+        </w:rPr>
+      </w:pPr>
+      <w:r>
+        <w:rPr>
+          <w:b/>
+          <w:bCs/>
+        </w:rPr>
+        <w:t>The first developer commits the code on the local repository and pushes it to the remote repository.</w:t>
+      </w:r>
+    </w:p>
+    <w:p>
+      <w:pPr>
+        <w:numPr>
+          <w:ilvl w:val="0"/>
+          <w:numId w:val="8"/>
+        </w:numPr>
+        <w:rPr>
+          <w:b/>
+          <w:bCs/>
+        </w:rPr>
+      </w:pPr>
+      <w:r>
+        <w:rPr>
+          <w:b/>
+          <w:bCs/>
+        </w:rPr>
+        <w:t>The local repository is the developer’s working copy on their own computer.</w:t>
+      </w:r>
+    </w:p>
+    <w:p>
+      <w:pPr>
+        <w:numPr>
+          <w:ilvl w:val="0"/>
+          <w:numId w:val="8"/>
+        </w:numPr>
+        <w:rPr>
+          <w:b/>
+          <w:bCs/>
+        </w:rPr>
+      </w:pPr>
+      <w:r>
+        <w:rPr>
+          <w:b/>
+          <w:bCs/>
+        </w:rPr>
+        <w:t>The developer makes changes (adds new files or modifies existing ones).</w:t>
+      </w:r>
+    </w:p>
+    <w:p>
+      <w:pPr>
+        <w:numPr>
+          <w:ilvl w:val="0"/>
+          <w:numId w:val="9"/>
+        </w:numPr>
+        <w:rPr>
+          <w:b/>
+          <w:bCs/>
+        </w:rPr>
+      </w:pPr>
+      <w:r>
+        <w:rPr>
+          <w:b/>
+          <w:bCs/>
+        </w:rPr>
+        <w:t>The second developer gets the pushed code from the remote repository.</w:t>
+      </w:r>
+    </w:p>
+    <w:p>
+      <w:pPr>
+        <w:numPr>
+          <w:ilvl w:val="0"/>
+          <w:numId w:val="10"/>
+        </w:numPr>
+        <w:rPr>
+          <w:b/>
+          <w:bCs/>
+        </w:rPr>
+      </w:pPr>
+      <w:r>
+        <w:rPr>
+          <w:b/>
+          <w:bCs/>
+        </w:rPr>
+        <w:t>The remote repository now contains the latest version of the project.</w:t>
+      </w:r>
+    </w:p>
+    <w:p>
+      <w:pPr>
+        <w:numPr>
+          <w:ilvl w:val="0"/>
+          <w:numId w:val="10"/>
+        </w:numPr>
+        <w:rPr>
+          <w:b/>
+          <w:bCs/>
+        </w:rPr>
+      </w:pPr>
+      <w:r>
+        <w:rPr>
+          <w:b/>
+          <w:bCs/>
+        </w:rPr>
+        <w:t>The second developer needs to make sure they have the same version before starting any new work.</w:t>
+      </w:r>
+    </w:p>
+    <w:p>
+      <w:pPr>
+        <w:numPr>
+          <w:ilvl w:val="0"/>
+          <w:numId w:val="11"/>
+        </w:numPr>
+        <w:rPr>
+          <w:b/>
+          <w:bCs/>
+        </w:rPr>
+      </w:pPr>
+      <w:r>
+        <w:rPr>
+          <w:b/>
+          <w:bCs/>
+        </w:rPr>
+        <w:t>The second developer updates this code, creates a commit, and pushes the new version of the code to the remote repository.</w:t>
+      </w:r>
+    </w:p>
+    <w:p>
+      <w:pPr>
+        <w:numPr>
+          <w:ilvl w:val="0"/>
+          <w:numId w:val="12"/>
+        </w:numPr>
+        <w:rPr>
+          <w:b/>
+          <w:bCs/>
+        </w:rPr>
+      </w:pPr>
+      <w:r>
+        <w:rPr>
+          <w:b/>
+          <w:bCs/>
+        </w:rPr>
+        <w:t>Now the second developer works on the latest version of the code — perhaps fixing a bug, improving performance, or adding a new feature.</w:t>
+      </w:r>
+    </w:p>
+    <w:p>
+      <w:pPr>
+        <w:numPr>
+          <w:ilvl w:val="0"/>
+          <w:numId w:val="13"/>
+        </w:numPr>
+        <w:rPr>
+          <w:b/>
+          <w:bCs/>
+        </w:rPr>
+      </w:pPr>
+      <w:r>
+        <w:rPr>
+          <w:b/>
+          <w:bCs/>
+        </w:rPr>
+        <w:t>Finally, the first developer retrieves the latest version of the code in the local repository.</w:t>
+      </w:r>
+    </w:p>
+    <w:p>
+      <w:pPr>
+        <w:numPr>
+          <w:ilvl w:val="0"/>
+          <w:numId w:val="14"/>
+        </w:numPr>
+        <w:rPr>
+          <w:b/>
+          <w:bCs/>
+        </w:rPr>
+      </w:pPr>
+      <w:r>
+        <w:rPr>
+          <w:b/>
+          <w:bCs/>
+        </w:rPr>
+        <w:t>The first developer’s local copy is now out of date since the second developer has pushed new changes.</w:t>
+      </w:r>
+    </w:p>
+    <w:p>
+      <w:pPr>
+        <w:numPr>
+          <w:ilvl w:val="0"/>
+          <w:numId w:val="14"/>
+        </w:numPr>
+        <w:rPr>
+          <w:b/>
+          <w:bCs/>
+        </w:rPr>
+      </w:pPr>
+      <w:r>
+        <w:rPr>
+          <w:b/>
+          <w:bCs/>
+        </w:rPr>
+        <w:t>To update it, the first developer must pull the latest code from the remote repository.</w:t>
+      </w:r>
+    </w:p>
+    <w:p>
+      <w:pPr>
+        <w:numPr>
+          <w:ilvl w:val="0"/>
+          <w:numId w:val="14"/>
+        </w:numPr>
+        <w:rPr>
+          <w:b/>
+          <w:bCs/>
+        </w:rPr>
+      </w:pPr>
+      <w:r>
+        <w:rPr>
+          <w:rFonts w:ascii="Cambria" w:hAnsi="Cambria" w:cs="Times New Roman"/>
+          <w:noProof/>
+        </w:rPr>
+        <w:lastRenderedPageBreak/>
+        <w:drawing>
+          <wp:inline distT="0" distB="0" distL="0" distR="0" wp14:anchorId="5BA3063C" wp14:editId="1833178C">
+            <wp:extent cx="4053635" cy="2179675"/>
+            <wp:effectExtent l="0" t="0" r="4445" b="0"/>
+            <wp:docPr id="188076745" name="Picture 1"/>
+            <wp:cNvGraphicFramePr>
+              <a:graphicFrameLocks xmlns:a="http://schemas.openxmlformats.org/drawingml/2006/main" noChangeAspect="1"/>
+            </wp:cNvGraphicFramePr>
+            <a:graphic xmlns:a="http://schemas.openxmlformats.org/drawingml/2006/main">
+              <a:graphicData uri="http://schemas.openxmlformats.org/drawingml/2006/picture">
+                <pic:pic xmlns:pic="http://schemas.openxmlformats.org/drawingml/2006/picture">
+                  <pic:nvPicPr>
+                    <pic:cNvPr id="0" name="Picture 1"/>
+                    <pic:cNvPicPr>
+                      <a:picLocks noChangeAspect="1" noChangeArrowheads="1"/>
+                    </pic:cNvPicPr>
+                  </pic:nvPicPr>
+                  <pic:blipFill>
+                    <a:blip r:embed="rId5">
+                      <a:extLst>
+                        <a:ext uri="{28A0092B-C50C-407E-A947-70E740481C1C}">
+                          <a14:useLocalDpi xmlns:a14="http://schemas.microsoft.com/office/drawing/2010/main" val="0"/>
+                        </a:ext>
+                      </a:extLst>
+                    </a:blip>
+                    <a:srcRect/>
+                    <a:stretch>
+                      <a:fillRect/>
+                    </a:stretch>
+                  </pic:blipFill>
+                  <pic:spPr bwMode="auto">
+                    <a:xfrm>
+                      <a:off x="0" y="0"/>
+                      <a:ext cx="4096221" cy="2202574"/>
+                    </a:xfrm>
+                    <a:prstGeom prst="rect">
+                      <a:avLst/>
+                    </a:prstGeom>
+                    <a:noFill/>
+                    <a:ln>
+                      <a:noFill/>
+                    </a:ln>
+                  </pic:spPr>
+                </pic:pic>
+              </a:graphicData>
+            </a:graphic>
+          </wp:inline>
+        </w:drawing>
+      </w:r>
+    </w:p>
+    <w:p>
+      <w:pPr>
+        <w:rPr>
+          <w:b/>
+          <w:bCs/>
+        </w:rPr>
+      </w:pPr>
+      <w:r>
+        <w:rPr>
+          <w:b/>
+          <w:bCs/>
+        </w:rPr>
+        <w:pict w14:anchorId="7AE956D3">
+          <v:rect id="_x0000_i1086" style="width:0;height:1.5pt" o:hralign="center" o:hrstd="t" o:hr="t" fillcolor="#a0a0a0" stroked="f"/>
         </w:pict>
       </w:r>
     </w:p>
     <w:p>
+      <w:pPr>
+        <w:rPr>
+          <w:b/>
+          <w:bCs/>
+        </w:rPr>
+      </w:pPr>
       <w:r>
         <w:rPr>
           <w:b/>
@@ -182,267 +864,908 @@
           <w:b/>
           <w:bCs/>
         </w:rPr>
-        <w:t xml:space="preserve"> 1b </w:t>
-      </w:r>
-      <w:r>
-        <w:rPr>
-          <w:b/>
-          <w:bCs/>
-        </w:rPr>
-        <w:t>:</w:t>
-      </w:r>
-      <w:r>
-        <w:t xml:space="preserve"> Illustrate the process of Packer installation by using manual and scripting types.</w:t>
-      </w:r>
-      <w:r>
+        <w:t>2a</w:t>
+      </w:r>
+      <w:r>
+        <w:rPr>
+          <w:b/>
+          <w:bCs/>
+        </w:rPr>
+        <w:t>: Illustrate the process of creating Continuous Integration pipeline in GitLab using .yml file.</w:t>
+      </w:r>
+    </w:p>
+    <w:p>
+      <w:pPr>
+        <w:rPr>
+          <w:b/>
+          <w:bCs/>
+        </w:rPr>
+      </w:pPr>
+      <w:r>
+        <w:rPr>
+          <w:b/>
+          <w:bCs/>
+        </w:rPr>
+        <w:t>Max Marks: 8</w:t>
+      </w:r>
+    </w:p>
+    <w:p>
+      <w:pPr>
+        <w:rPr>
+          <w:b/>
+          <w:bCs/>
+        </w:rPr>
+      </w:pPr>
+      <w:r>
+        <w:rPr>
+          <w:b/>
+          <w:bCs/>
+        </w:rPr>
+        <w:t>Type: Flexible</w:t>
+      </w:r>
+    </w:p>
+    <w:p>
+      <w:pPr>
+        <w:rPr>
+          <w:b/>
+          <w:bCs/>
+        </w:rPr>
+      </w:pPr>
+      <w:r>
+        <w:rPr>
+          <w:b/>
+          <w:bCs/>
+        </w:rPr>
+        <w:t>Min Length: None</w:t>
+      </w:r>
+    </w:p>
+    <w:p>
+      <w:pPr>
+        <w:rPr>
+          <w:b/>
+          <w:bCs/>
+        </w:rPr>
+      </w:pPr>
+      <w:r>
+        <w:rPr>
+          <w:b/>
+          <w:bCs/>
+        </w:rPr>
+        <w:t>Answer:</w:t>
+      </w:r>
+      <w:r>
+        <w:rPr>
+          <w:b/>
+          <w:bCs/>
+        </w:rPr>
         <w:br/>
-      </w:r>
-      <w:r>
-        <w:rPr>
-          <w:b/>
-          <w:bCs/>
-        </w:rPr>
-        <w:t>Max Marks:</w:t>
-      </w:r>
-      <w:r>
-        <w:t xml:space="preserve"> 8</w:t>
-      </w:r>
-      <w:r>
+        <w:t>GitLab CI/CD (Continuous Integration / Continuous Deployment) automates the process of:</w:t>
+      </w:r>
+    </w:p>
+    <w:p>
+      <w:pPr>
+        <w:numPr>
+          <w:ilvl w:val="0"/>
+          <w:numId w:val="15"/>
+        </w:numPr>
+        <w:rPr>
+          <w:b/>
+          <w:bCs/>
+        </w:rPr>
+      </w:pPr>
+      <w:r>
+        <w:rPr>
+          <w:b/>
+          <w:bCs/>
+        </w:rPr>
+        <w:t>Building your code</w:t>
+      </w:r>
+    </w:p>
+    <w:p>
+      <w:pPr>
+        <w:numPr>
+          <w:ilvl w:val="0"/>
+          <w:numId w:val="15"/>
+        </w:numPr>
+        <w:rPr>
+          <w:b/>
+          <w:bCs/>
+        </w:rPr>
+      </w:pPr>
+      <w:r>
+        <w:rPr>
+          <w:b/>
+          <w:bCs/>
+        </w:rPr>
+        <w:t>Testing it automatically</w:t>
+      </w:r>
+    </w:p>
+    <w:p>
+      <w:pPr>
+        <w:numPr>
+          <w:ilvl w:val="0"/>
+          <w:numId w:val="15"/>
+        </w:numPr>
+        <w:rPr>
+          <w:b/>
+          <w:bCs/>
+        </w:rPr>
+      </w:pPr>
+      <w:r>
+        <w:rPr>
+          <w:b/>
+          <w:bCs/>
+        </w:rPr>
+        <w:t>Deploying it after successful validation</w:t>
+      </w:r>
+    </w:p>
+    <w:p>
+      <w:pPr>
+        <w:rPr>
+          <w:b/>
+          <w:bCs/>
+        </w:rPr>
+      </w:pPr>
+      <w:r>
+        <w:rPr>
+          <w:b/>
+          <w:bCs/>
+        </w:rPr>
+        <w:t>The pipeline is defined in a special configuration file named .gitlab-ci.yml, which you place in the root directory of your GitLab repository.</w:t>
+      </w:r>
+    </w:p>
+    <w:p>
+      <w:pPr>
+        <w:rPr>
+          <w:b/>
+          <w:bCs/>
+        </w:rPr>
+      </w:pPr>
+      <w:r>
+        <w:rPr>
+          <w:b/>
+          <w:bCs/>
+        </w:rPr>
+        <w:t>build_job:</w:t>
+      </w:r>
+    </w:p>
+    <w:p>
+      <w:pPr>
+        <w:rPr>
+          <w:b/>
+          <w:bCs/>
+        </w:rPr>
+      </w:pPr>
+      <w:r>
+        <w:rPr>
+          <w:b/>
+          <w:bCs/>
+        </w:rPr>
+        <w:t xml:space="preserve">  stage: build</w:t>
+      </w:r>
+    </w:p>
+    <w:p>
+      <w:pPr>
+        <w:rPr>
+          <w:b/>
+          <w:bCs/>
+        </w:rPr>
+      </w:pPr>
+      <w:r>
+        <w:rPr>
+          <w:b/>
+          <w:bCs/>
+        </w:rPr>
+        <w:t xml:space="preserve">  script:</w:t>
+      </w:r>
+    </w:p>
+    <w:p>
+      <w:pPr>
+        <w:rPr>
+          <w:b/>
+          <w:bCs/>
+        </w:rPr>
+      </w:pPr>
+      <w:r>
+        <w:rPr>
+          <w:b/>
+          <w:bCs/>
+        </w:rPr>
+        <w:t xml:space="preserve">    - echo "Building the application..."</w:t>
+      </w:r>
+    </w:p>
+    <w:p>
+      <w:pPr>
+        <w:rPr>
+          <w:b/>
+          <w:bCs/>
+        </w:rPr>
+      </w:pPr>
+      <w:r>
+        <w:rPr>
+          <w:b/>
+          <w:bCs/>
+        </w:rPr>
+        <w:t xml:space="preserve">    - mkdir build</w:t>
+      </w:r>
+    </w:p>
+    <w:p>
+      <w:pPr>
+        <w:rPr>
+          <w:b/>
+          <w:bCs/>
+        </w:rPr>
+      </w:pPr>
+      <w:r>
+        <w:rPr>
+          <w:b/>
+          <w:bCs/>
+        </w:rPr>
+        <w:t xml:space="preserve">    - javac src/*.java -d build/</w:t>
+      </w:r>
+    </w:p>
+    <w:p>
+      <w:pPr>
+        <w:rPr>
+          <w:b/>
+          <w:bCs/>
+        </w:rPr>
+      </w:pPr>
+    </w:p>
+    <w:p>
+      <w:pPr>
+        <w:rPr>
+          <w:b/>
+          <w:bCs/>
+        </w:rPr>
+      </w:pPr>
+      <w:r>
+        <w:rPr>
+          <w:b/>
+          <w:bCs/>
+        </w:rPr>
+        <w:t>test_job:</w:t>
+      </w:r>
+    </w:p>
+    <w:p>
+      <w:pPr>
+        <w:rPr>
+          <w:b/>
+          <w:bCs/>
+        </w:rPr>
+      </w:pPr>
+      <w:r>
+        <w:rPr>
+          <w:b/>
+          <w:bCs/>
+        </w:rPr>
+        <w:lastRenderedPageBreak/>
+        <w:t xml:space="preserve">  stage: test</w:t>
+      </w:r>
+    </w:p>
+    <w:p>
+      <w:pPr>
+        <w:rPr>
+          <w:b/>
+          <w:bCs/>
+        </w:rPr>
+      </w:pPr>
+      <w:r>
+        <w:rPr>
+          <w:b/>
+          <w:bCs/>
+        </w:rPr>
+        <w:t xml:space="preserve">  script:</w:t>
+      </w:r>
+    </w:p>
+    <w:p>
+      <w:pPr>
+        <w:rPr>
+          <w:b/>
+          <w:bCs/>
+        </w:rPr>
+      </w:pPr>
+      <w:r>
+        <w:rPr>
+          <w:b/>
+          <w:bCs/>
+        </w:rPr>
+        <w:t xml:space="preserve">    - echo "Running tests..."</w:t>
+      </w:r>
+    </w:p>
+    <w:p>
+      <w:pPr>
+        <w:rPr>
+          <w:b/>
+          <w:bCs/>
+        </w:rPr>
+      </w:pPr>
+      <w:r>
+        <w:rPr>
+          <w:b/>
+          <w:bCs/>
+        </w:rPr>
+        <w:t xml:space="preserve">    - java -cp build org.junit.runner.JUnitCore MyTests</w:t>
+      </w:r>
+    </w:p>
+    <w:p>
+      <w:pPr>
+        <w:rPr>
+          <w:b/>
+          <w:bCs/>
+        </w:rPr>
+      </w:pPr>
+    </w:p>
+    <w:p>
+      <w:pPr>
+        <w:rPr>
+          <w:b/>
+          <w:bCs/>
+        </w:rPr>
+      </w:pPr>
+      <w:r>
+        <w:rPr>
+          <w:b/>
+          <w:bCs/>
+        </w:rPr>
+        <w:t>deploy_job:</w:t>
+      </w:r>
+    </w:p>
+    <w:p>
+      <w:pPr>
+        <w:rPr>
+          <w:b/>
+          <w:bCs/>
+        </w:rPr>
+      </w:pPr>
+      <w:r>
+        <w:rPr>
+          <w:b/>
+          <w:bCs/>
+        </w:rPr>
+        <w:t xml:space="preserve">  stage: deploy</w:t>
+      </w:r>
+    </w:p>
+    <w:p>
+      <w:pPr>
+        <w:rPr>
+          <w:b/>
+          <w:bCs/>
+        </w:rPr>
+      </w:pPr>
+      <w:r>
+        <w:rPr>
+          <w:b/>
+          <w:bCs/>
+        </w:rPr>
+        <w:t xml:space="preserve">  script:</w:t>
+      </w:r>
+    </w:p>
+    <w:p>
+      <w:pPr>
+        <w:rPr>
+          <w:b/>
+          <w:bCs/>
+        </w:rPr>
+      </w:pPr>
+      <w:r>
+        <w:rPr>
+          <w:b/>
+          <w:bCs/>
+        </w:rPr>
+        <w:t xml:space="preserve">    - echo "Deploying application..."</w:t>
+      </w:r>
+    </w:p>
+    <w:p>
+      <w:pPr>
+        <w:rPr>
+          <w:b/>
+          <w:bCs/>
+        </w:rPr>
+      </w:pPr>
+      <w:r>
+        <w:rPr>
+          <w:b/>
+          <w:bCs/>
+        </w:rPr>
+        <w:t xml:space="preserve">    - scp -r build/ user@server:/var/www/project</w:t>
+      </w:r>
+    </w:p>
+    <w:p>
+      <w:pPr>
+        <w:rPr>
+          <w:b/>
+          <w:bCs/>
+        </w:rPr>
+      </w:pPr>
+      <w:r>
+        <w:rPr>
+          <w:b/>
+          <w:bCs/>
+        </w:rPr>
+        <w:t xml:space="preserve">  only:</w:t>
+      </w:r>
+    </w:p>
+    <w:p>
+      <w:pPr>
+        <w:rPr>
+          <w:b/>
+          <w:bCs/>
+        </w:rPr>
+      </w:pPr>
+      <w:r>
+        <w:rPr>
+          <w:b/>
+          <w:bCs/>
+        </w:rPr>
+        <w:t xml:space="preserve">    - main</w:t>
+      </w:r>
+    </w:p>
+    <w:p>
+      <w:pPr>
+        <w:rPr>
+          <w:b/>
+          <w:bCs/>
+        </w:rPr>
+      </w:pPr>
+      <w:r>
+        <w:rPr>
+          <w:b/>
+          <w:bCs/>
+        </w:rPr>
+        <w:t>A pipeline consists of stages, such as:</w:t>
+      </w:r>
+    </w:p>
+    <w:p>
+      <w:pPr>
+        <w:numPr>
+          <w:ilvl w:val="0"/>
+          <w:numId w:val="16"/>
+        </w:numPr>
+        <w:rPr>
+          <w:b/>
+          <w:bCs/>
+        </w:rPr>
+      </w:pPr>
+      <w:r>
+        <w:rPr>
+          <w:b/>
+          <w:bCs/>
+        </w:rPr>
+        <w:t>build → compile or package your code</w:t>
+      </w:r>
+    </w:p>
+    <w:p>
+      <w:pPr>
+        <w:numPr>
+          <w:ilvl w:val="0"/>
+          <w:numId w:val="16"/>
+        </w:numPr>
+        <w:rPr>
+          <w:b/>
+          <w:bCs/>
+        </w:rPr>
+      </w:pPr>
+      <w:r>
+        <w:rPr>
+          <w:b/>
+          <w:bCs/>
+        </w:rPr>
+        <w:t>test → run unit tests</w:t>
+      </w:r>
+    </w:p>
+    <w:p>
+      <w:pPr>
+        <w:numPr>
+          <w:ilvl w:val="0"/>
+          <w:numId w:val="16"/>
+        </w:numPr>
+        <w:rPr>
+          <w:b/>
+          <w:bCs/>
+        </w:rPr>
+      </w:pPr>
+      <w:r>
+        <w:rPr>
+          <w:b/>
+          <w:bCs/>
+        </w:rPr>
+        <w:t>deploy → release code to a server</w:t>
+      </w:r>
+    </w:p>
+    <w:p>
+      <w:pPr>
+        <w:rPr>
+          <w:b/>
+          <w:bCs/>
+        </w:rPr>
+      </w:pPr>
+      <w:r>
+        <w:rPr>
+          <w:b/>
+          <w:bCs/>
+        </w:rPr>
+        <w:t>View the pipeline in GitLab</w:t>
+      </w:r>
+    </w:p>
+    <w:p>
+      <w:pPr>
+        <w:numPr>
+          <w:ilvl w:val="0"/>
+          <w:numId w:val="17"/>
+        </w:numPr>
+        <w:rPr>
+          <w:b/>
+          <w:bCs/>
+        </w:rPr>
+      </w:pPr>
+      <w:r>
+        <w:rPr>
+          <w:b/>
+          <w:bCs/>
+        </w:rPr>
+        <w:t>Go to your project → CI/CD → Pipelines.</w:t>
+      </w:r>
+    </w:p>
+    <w:p>
+      <w:pPr>
+        <w:numPr>
+          <w:ilvl w:val="0"/>
+          <w:numId w:val="17"/>
+        </w:numPr>
+        <w:rPr>
+          <w:b/>
+          <w:bCs/>
+        </w:rPr>
+      </w:pPr>
+      <w:r>
+        <w:rPr>
+          <w:b/>
+          <w:bCs/>
+        </w:rPr>
+        <w:t>You’ll see a list of pipelines triggered by your commits.</w:t>
+      </w:r>
+    </w:p>
+    <w:p>
+      <w:pPr>
+        <w:numPr>
+          <w:ilvl w:val="0"/>
+          <w:numId w:val="17"/>
+        </w:numPr>
+        <w:rPr>
+          <w:b/>
+          <w:bCs/>
+        </w:rPr>
+      </w:pPr>
+      <w:r>
+        <w:rPr>
+          <w:b/>
+          <w:bCs/>
+        </w:rPr>
+        <w:t>Each stage (Build → Test → Deploy) will show whether it passed, failed, or is in progress.</w:t>
+      </w:r>
+    </w:p>
+    <w:p>
+      <w:pPr>
+        <w:rPr>
+          <w:b/>
+          <w:bCs/>
+        </w:rPr>
+      </w:pPr>
+      <w:r>
+        <w:rPr>
+          <w:b/>
+          <w:bCs/>
+        </w:rPr>
+        <w:pict w14:anchorId="64B4D2E3">
+          <v:rect id="_x0000_i1087" style="width:0;height:1.5pt" o:hralign="center" o:hrstd="t" o:hr="t" fillcolor="#a0a0a0" stroked="f"/>
+        </w:pict>
+      </w:r>
+    </w:p>
+    <w:p>
+      <w:pPr>
+        <w:rPr>
+          <w:b/>
+          <w:bCs/>
+        </w:rPr>
+      </w:pPr>
+      <w:r>
+        <w:rPr>
+          <w:b/>
+          <w:bCs/>
+        </w:rPr>
+        <w:t>Question</w:t>
+      </w:r>
+      <w:r>
+        <w:rPr>
+          <w:b/>
+          <w:bCs/>
+        </w:rPr>
+        <w:t>2b</w:t>
+      </w:r>
+      <w:r>
+        <w:rPr>
+          <w:b/>
+          <w:bCs/>
+        </w:rPr>
+        <w:t>: Consider the scenario which involves setting up a mechanism that notify Jenkins as soon as a new push occurs in the git hub repository. Analyze the above using GitHub webhook.</w:t>
+      </w:r>
+    </w:p>
+    <w:p>
+      <w:pPr>
+        <w:rPr>
+          <w:b/>
+          <w:bCs/>
+        </w:rPr>
+      </w:pPr>
+      <w:r>
+        <w:rPr>
+          <w:b/>
+          <w:bCs/>
+        </w:rPr>
+        <w:t>Max Marks: 7</w:t>
+      </w:r>
+    </w:p>
+    <w:p>
+      <w:pPr>
+        <w:rPr>
+          <w:b/>
+          <w:bCs/>
+        </w:rPr>
+      </w:pPr>
+      <w:r>
+        <w:rPr>
+          <w:b/>
+          <w:bCs/>
+        </w:rPr>
+        <w:t>Type: Flexible</w:t>
+      </w:r>
+    </w:p>
+    <w:p>
+      <w:pPr>
+        <w:rPr>
+          <w:b/>
+          <w:bCs/>
+        </w:rPr>
+      </w:pPr>
+      <w:r>
+        <w:rPr>
+          <w:b/>
+          <w:bCs/>
+        </w:rPr>
+        <w:t>Min Length: None</w:t>
+      </w:r>
+    </w:p>
+    <w:p>
+      <w:pPr>
+        <w:rPr>
+          <w:b/>
+          <w:bCs/>
+        </w:rPr>
+      </w:pPr>
+      <w:r>
+        <w:rPr>
+          <w:b/>
+          <w:bCs/>
+        </w:rPr>
+        <w:lastRenderedPageBreak/>
+        <w:t>Answer:</w:t>
+      </w:r>
+      <w:r>
+        <w:rPr>
+          <w:b/>
+          <w:bCs/>
+        </w:rPr>
         <w:br/>
-      </w:r>
-      <w:r>
-        <w:rPr>
-          <w:b/>
-          <w:bCs/>
-        </w:rPr>
-        <w:t>Type:</w:t>
-      </w:r>
-      <w:r>
-        <w:t xml:space="preserve"> Flexible</w:t>
-      </w:r>
-      <w:r>
-        <w:br/>
-      </w:r>
-      <w:r>
-        <w:rPr>
-          <w:b/>
-          <w:bCs/>
-        </w:rPr>
-        <w:t>Min Length:</w:t>
-      </w:r>
-      <w:r>
-        <w:t xml:space="preserve"> None</w:t>
-      </w:r>
-      <w:r>
-        <w:br/>
-      </w:r>
-      <w:r>
-        <w:rPr>
-          <w:b/>
-          <w:bCs/>
-        </w:rPr>
-        <w:t>Answer:</w:t>
-      </w:r>
-      <w:r>
-        <w:t xml:space="preserve"> To install Packer manually, first download the appropriate package from the official Packer downloads page based on the operating system. After downloading, unzip the package and copy the binary to an executable directory such as C:\Packer. Then configure the system's PATH environment variable to include the directory containing the Packer binary. Packer can also be installed automatically using scripting, making it suitable for remote servers and CI/CD pipelines to build and publish standardized virtual machine images. On Windows, Chocolatey can be used as the package manager. Install Chocolatey by opening an administrative PowerShell, verifying the execution policy using Get-ExecutionPolicy, changing it if required using Set-ExecutionPolicy AllSigned or Set-</w:t>
-      </w:r>
-      <w:r>
-        <w:lastRenderedPageBreak/>
-        <w:t>ExecutionPolicy Bypass -Scope Process, pasting the Chocolatey installation command, waiting for completion, and verifying the installation using choco or choco -?. Finally, install Packer using the command choco install packer -y.</w:t>
-      </w:r>
-    </w:p>
-    <w:p>
-      <w:r>
-        <w:pict w14:anchorId="4F5FA76B">
-          <v:rect id="_x0000_i1026" style="width:0;height:1.5pt" o:hralign="center" o:hrstd="t" o:hr="t" fillcolor="#a0a0a0" stroked="f"/>
-        </w:pict>
-      </w:r>
-    </w:p>
-    <w:p>
-      <w:r>
-        <w:rPr>
-          <w:b/>
-          <w:bCs/>
-        </w:rPr>
-        <w:t>Question</w:t>
-      </w:r>
-      <w:r>
-        <w:rPr>
-          <w:b/>
-          <w:bCs/>
-        </w:rPr>
-        <w:t xml:space="preserve"> 2</w:t>
-      </w:r>
-      <w:r>
-        <w:rPr>
-          <w:b/>
-          <w:bCs/>
-        </w:rPr>
-        <w:t>:</w:t>
-      </w:r>
-      <w:r>
-        <w:t xml:space="preserve"> Explain Continuous Delivery workflow with a neat diagram.</w:t>
-      </w:r>
-      <w:r>
-        <w:br/>
-      </w:r>
-      <w:r>
-        <w:rPr>
-          <w:b/>
-          <w:bCs/>
-        </w:rPr>
-        <w:t>Max Marks:</w:t>
-      </w:r>
-      <w:r>
-        <w:t xml:space="preserve"> 7</w:t>
-      </w:r>
-      <w:r>
-        <w:br/>
-      </w:r>
-      <w:r>
-        <w:rPr>
-          <w:b/>
-          <w:bCs/>
-        </w:rPr>
-        <w:t>Type:</w:t>
-      </w:r>
-      <w:r>
-        <w:t xml:space="preserve"> Flexible</w:t>
-      </w:r>
-      <w:r>
-        <w:br/>
-      </w:r>
-      <w:r>
-        <w:rPr>
-          <w:b/>
-          <w:bCs/>
-        </w:rPr>
-        <w:t>Min Length:</w:t>
-      </w:r>
-      <w:r>
-        <w:t xml:space="preserve"> None</w:t>
-      </w:r>
-    </w:p>
-    <w:p>
-      <w:r>
-        <w:t xml:space="preserve">If you attend this question must and should attend the very next question the </w:t>
-      </w:r>
-      <w:r>
-        <w:t xml:space="preserve">2b </w:t>
-      </w:r>
-      <w:r>
-        <w:t>and</w:t>
-      </w:r>
-      <w:r>
-        <w:t xml:space="preserve"> </w:t>
-      </w:r>
-      <w:r>
-        <w:t xml:space="preserve">1a and 1b </w:t>
-      </w:r>
-      <w:r>
-        <w:t>question is optional</w:t>
-      </w:r>
-      <w:r>
-        <w:br/>
-      </w:r>
-      <w:r>
-        <w:rPr>
-          <w:b/>
-          <w:bCs/>
-        </w:rPr>
-        <w:t>Answer:</w:t>
-      </w:r>
-      <w:r>
-        <w:t xml:space="preserve"> Continuous Delivery (CD) begins after Continuous Integration (CI) has successfully completed. In this process, the application is automatically deployed to one or more non-production environments known as staging environments. The package generated during CI is the same package deployed throughout the CD pipeline and eventually to production, although configuration files may differ across environments while the application binaries, Docker images, JAR files, or DLLs remain unchanged. A package manager such as Nexus, ProGet, Artifactory, or Azure Artifacts stores the build artifacts and supports versioning and multiple package types. A configuration manager is used to manage environment-specific configuration changes during deployment. The workflow diagram should show that CD extends the CI pipeline, automates deployments to staging environments, stores artifacts in a package manager, and requires manual approval only before production deployment.</w:t>
-      </w:r>
-    </w:p>
-    <w:p>
-      <w:r>
-        <w:pict w14:anchorId="23A69B20">
-          <v:rect id="_x0000_i1027" style="width:0;height:1.5pt" o:hralign="center" o:hrstd="t" o:hr="t" fillcolor="#a0a0a0" stroked="f"/>
-        </w:pict>
-      </w:r>
-    </w:p>
-    <w:p>
-      <w:r>
-        <w:rPr>
-          <w:b/>
-          <w:bCs/>
-        </w:rPr>
-        <w:t>Question</w:t>
-      </w:r>
-      <w:r>
-        <w:rPr>
-          <w:b/>
-          <w:bCs/>
-        </w:rPr>
-        <w:t xml:space="preserve"> 2b</w:t>
-      </w:r>
-      <w:r>
-        <w:rPr>
-          <w:b/>
-          <w:bCs/>
-        </w:rPr>
-        <w:t>:</w:t>
-      </w:r>
-      <w:r>
-        <w:t xml:space="preserve"> Apply Infrastructure as Code (IaC) practices for scripting type using Azure CLI, PowerShell, and declarative type for starting an Nginx server.</w:t>
-      </w:r>
-      <w:r>
-        <w:br/>
-      </w:r>
-      <w:r>
-        <w:rPr>
-          <w:b/>
-          <w:bCs/>
-        </w:rPr>
-        <w:t>Max Marks:</w:t>
-      </w:r>
-      <w:r>
-        <w:t xml:space="preserve"> 8</w:t>
-      </w:r>
-      <w:r>
-        <w:br/>
-      </w:r>
-      <w:r>
-        <w:rPr>
-          <w:b/>
-          <w:bCs/>
-        </w:rPr>
-        <w:t>Type:</w:t>
-      </w:r>
-      <w:r>
-        <w:t xml:space="preserve"> Flexible</w:t>
-      </w:r>
-      <w:r>
-        <w:br/>
-      </w:r>
-      <w:r>
-        <w:rPr>
-          <w:b/>
-          <w:bCs/>
-        </w:rPr>
-        <w:t>Min Length:</w:t>
-      </w:r>
-      <w:r>
-        <w:t xml:space="preserve"> None</w:t>
-      </w:r>
-      <w:r>
-        <w:br/>
-      </w:r>
-      <w:r>
-        <w:rPr>
-          <w:b/>
-          <w:bCs/>
-        </w:rPr>
-        <w:t>Answer:</w:t>
-      </w:r>
-      <w:r>
-        <w:t xml:space="preserve"> Infrastructure as Code (IaC) can be implemented using scripting or declarative approaches. In the scripting approach, tools such as Azure CLI and Azure PowerShell are used to provision infrastructure. For Azure CLI, the resource group can be created using az group create --location westeurope --resource-group MyAppResourcegroup. Using Azure PowerShell, the equivalent command is New-AzResourceGroup -Name MyAppResourcegroup -Location Westeurope. These scripting approaches require multiple lines of code because resource states must be managed manually. In the declarative approach, tools such as Terraform, Vagrant, Ansible, Azure ARM Templates, Azure Bicep, PowerShell DSC, Puppet, and Chef define only the desired infrastructure state. For example, Terraform can create an Azure resource group using: resource "azurerm_resource_group" "myrg" { name = "MyAppResourceGroup" location = "West Europe" tags = { environment = </w:t>
-      </w:r>
-      <w:r>
-        <w:lastRenderedPageBreak/>
-        <w:t>"Bookdemo" } }. Similarly, Ansible can install and start the Nginx server using a playbook with tasks to install the latest version of Nginx using the apt module and start the service using the service module with state: started.</w:t>
+        <w:t>In order for Jenkins to run a new job, we must first create a webhook in the GitHub repository. This webhook will be used to notify Jenkins as soon as a new push occurs in the repository.</w:t>
+      </w:r>
+    </w:p>
+    <w:p>
+      <w:pPr>
+        <w:rPr>
+          <w:b/>
+          <w:bCs/>
+        </w:rPr>
+      </w:pPr>
+      <w:r>
+        <w:rPr>
+          <w:b/>
+          <w:bCs/>
+        </w:rPr>
+        <w:t>To do this, follow these steps:</w:t>
+      </w:r>
+    </w:p>
+    <w:p>
+      <w:pPr>
+        <w:numPr>
+          <w:ilvl w:val="0"/>
+          <w:numId w:val="18"/>
+        </w:numPr>
+        <w:rPr>
+          <w:b/>
+          <w:bCs/>
+        </w:rPr>
+      </w:pPr>
+      <w:r>
+        <w:rPr>
+          <w:b/>
+          <w:bCs/>
+        </w:rPr>
+        <w:t>In the GitHub repository, go to the Settings | Webhooks menu.</w:t>
+      </w:r>
+    </w:p>
+    <w:p>
+      <w:pPr>
+        <w:numPr>
+          <w:ilvl w:val="0"/>
+          <w:numId w:val="18"/>
+        </w:numPr>
+        <w:rPr>
+          <w:b/>
+          <w:bCs/>
+        </w:rPr>
+      </w:pPr>
+      <w:r>
+        <w:rPr>
+          <w:b/>
+          <w:bCs/>
+        </w:rPr>
+        <w:t>Click on the Add Webhook button.</w:t>
+      </w:r>
+    </w:p>
+    <w:p>
+      <w:pPr>
+        <w:numPr>
+          <w:ilvl w:val="0"/>
+          <w:numId w:val="18"/>
+        </w:numPr>
+        <w:rPr>
+          <w:b/>
+          <w:bCs/>
+        </w:rPr>
+      </w:pPr>
+      <w:r>
+        <w:rPr>
+          <w:b/>
+          <w:bCs/>
+        </w:rPr>
+        <w:t>In the Payload URL field, fill in the URL address of Jenkins followed by /githubwebhook/, leave the secret input as it is, and choose the Just the push event option.</w:t>
+      </w:r>
+    </w:p>
+    <w:p>
+      <w:pPr>
+        <w:numPr>
+          <w:ilvl w:val="0"/>
+          <w:numId w:val="18"/>
+        </w:numPr>
+        <w:rPr>
+          <w:b/>
+          <w:bCs/>
+        </w:rPr>
+      </w:pPr>
+      <w:r>
+        <w:rPr>
+          <w:b/>
+          <w:bCs/>
+        </w:rPr>
+        <w:t>Payload URL is the endpoint (web address) where GitHub sends a POST request whenever an event (like a code push) happens.</w:t>
+      </w:r>
+    </w:p>
+    <w:p>
+      <w:pPr>
+        <w:numPr>
+          <w:ilvl w:val="0"/>
+          <w:numId w:val="18"/>
+        </w:numPr>
+        <w:rPr>
+          <w:b/>
+          <w:bCs/>
+        </w:rPr>
+      </w:pPr>
+      <w:r>
+        <w:rPr>
+          <w:b/>
+          <w:bCs/>
+        </w:rPr>
+        <w:t>This payload contains a JSON message with all the details about the event — who made the change, which branch was updated, commit details, etc.</w:t>
+      </w:r>
+    </w:p>
+    <w:p>
+      <w:pPr>
+        <w:numPr>
+          <w:ilvl w:val="0"/>
+          <w:numId w:val="18"/>
+        </w:numPr>
+        <w:rPr>
+          <w:b/>
+          <w:bCs/>
+        </w:rPr>
+      </w:pPr>
+      <w:r>
+        <w:rPr>
+          <w:b/>
+          <w:bCs/>
+        </w:rPr>
+        <w:t>Jenkins receives this payload and decides whether to trigger a build job based on the configuration.</w:t>
+      </w:r>
+    </w:p>
+    <w:p>
+      <w:pPr>
+        <w:rPr>
+          <w:b/>
+          <w:bCs/>
+        </w:rPr>
+      </w:pPr>
+      <w:r>
+        <w:rPr>
+          <w:b/>
+          <w:bCs/>
+        </w:rPr>
+        <w:t>The general format is:</w:t>
+      </w:r>
+    </w:p>
+    <w:p>
+      <w:pPr>
+        <w:rPr>
+          <w:b/>
+          <w:bCs/>
+        </w:rPr>
+      </w:pPr>
+      <w:r>
+        <w:rPr>
+          <w:b/>
+          <w:bCs/>
+        </w:rPr>
+        <w:t>http://&lt;JENKINS_SERVER_URL&gt;:&lt;PORT&gt;/github-webhook/</w:t>
+      </w:r>
+    </w:p>
+    <w:p>
+      <w:pPr>
+        <w:rPr>
+          <w:b/>
+          <w:bCs/>
+        </w:rPr>
+      </w:pPr>
+      <w:r>
+        <w:rPr>
+          <w:b/>
+          <w:bCs/>
+        </w:rPr>
+        <w:t>or if Jenkins uses HTTPS:</w:t>
+      </w:r>
+    </w:p>
+    <w:p>
+      <w:pPr>
+        <w:rPr>
+          <w:b/>
+          <w:bCs/>
+        </w:rPr>
+      </w:pPr>
+      <w:r>
+        <w:rPr>
+          <w:b/>
+          <w:bCs/>
+        </w:rPr>
+        <w:t>https://&lt;JENKINS_SERVER_URL&gt;/github-webhook/</w:t>
+      </w:r>
+    </w:p>
+    <w:p>
+      <w:pPr>
+        <w:numPr>
+          <w:ilvl w:val="0"/>
+          <w:numId w:val="19"/>
+        </w:numPr>
+        <w:rPr>
+          <w:b/>
+          <w:bCs/>
+        </w:rPr>
+      </w:pPr>
+      <w:r>
+        <w:rPr>
+          <w:b/>
+          <w:bCs/>
+        </w:rPr>
+        <w:t>Validate the webhook.</w:t>
       </w:r>
     </w:p>
     <w:p/>
@@ -454,6 +1777,2503 @@
     </w:sectPr>
   </w:body>
 </w:document>
+</file>
+
+<file path=word/numbering.xml><?xml version="1.0" encoding="utf-8"?>
+<w:numbering xmlns:wpc="http://schemas.microsoft.com/office/word/2010/wordprocessingCanvas" xmlns:cx="http://schemas.microsoft.com/office/drawing/2014/chartex" xmlns:cx1="http://schemas.microsoft.com/office/drawing/2015/9/8/chartex" xmlns:cx2="http://schemas.microsoft.com/office/drawing/2015/10/21/chartex" xmlns:cx3="http://schemas.microsoft.com/office/drawing/2016/5/9/chartex" xmlns:cx4="http://schemas.microsoft.com/office/drawing/2016/5/10/chartex" xmlns:cx5="http://schemas.microsoft.com/office/drawing/2016/5/11/chartex" xmlns:cx6="http://schemas.microsoft.com/office/drawing/2016/5/12/chartex" xmlns:cx7="http://schemas.microsoft.com/office/drawing/2016/5/13/chartex" xmlns:cx8="http://schemas.microsoft.com/office/drawing/2016/5/14/chartex" xmlns:mc="http://schemas.openxmlformats.org/markup-compatibility/2006" xmlns:aink="http://schemas.microsoft.com/office/drawing/2016/ink" xmlns:am3d="http://schemas.microsoft.com/office/drawing/2017/model3d" xmlns:o="urn:schemas-microsoft-com:office:office" xmlns:oel="http://schemas.microsoft.com/office/2019/extlst" xmlns:r="http://schemas.openxmlformats.org/officeDocument/2006/relationships" xmlns:m="http://schemas.openxmlformats.org/officeDocument/2006/math" xmlns:v="urn:schemas-microsoft-com:vml" xmlns:wp14="http://schemas.microsoft.com/office/word/2010/wordprocessingDrawing" xmlns:wp="http://schemas.openxmlformats.org/drawingml/2006/wordprocessingDrawing" xmlns:w10="urn:schemas-microsoft-com:office:word" xmlns:w="http://schemas.openxmlformats.org/wordprocessingml/2006/main" xmlns:w14="http://schemas.microsoft.com/office/word/2010/wordml" xmlns:w15="http://schemas.microsoft.com/office/word/2012/wordml" xmlns:w16cex="http://schemas.microsoft.com/office/word/2018/wordml/cex" xmlns:w16cid="http://schemas.microsoft.com/office/word/2016/wordml/cid" xmlns:w16="http://schemas.microsoft.com/office/word/2018/wordml" xmlns:w16du="http://schemas.microsoft.com/office/word/2023/wordml/word16du" xmlns:w16sdtdh="http://schemas.microsoft.com/office/word/2020/wordml/sdtdatahash" xmlns:w16sdtfl="http://schemas.microsoft.com/office/word/2024/wordml/sdtformatlock" xmlns:w16se="http://schemas.microsoft.com/office/word/2015/wordml/symex" xmlns:wpg="http://schemas.microsoft.com/office/word/2010/wordprocessingGroup" xmlns:wpi="http://schemas.microsoft.com/office/word/2010/wordprocessingInk" xmlns:wne="http://schemas.microsoft.com/office/word/2006/wordml" xmlns:wps="http://schemas.microsoft.com/office/word/2010/wordprocessingShape" mc:Ignorable="w14 w15 w16se w16cid w16 w16cex w16sdtdh w16sdtfl w16du wp14">
+  <w:abstractNum w:abstractNumId="0" w15:restartNumberingAfterBreak="0">
+    <w:nsid w:val="07F044D9"/>
+    <w:multiLevelType w:val="multilevel"/>
+    <w:tmpl w:val="F296F794"/>
+    <w:lvl w:ilvl="0">
+      <w:start w:val="1"/>
+      <w:numFmt w:val="decimal"/>
+      <w:lvlText w:val="%1."/>
+      <w:lvlJc w:val="left"/>
+      <w:pPr>
+        <w:tabs>
+          <w:tab w:val="num" w:pos="720"/>
+        </w:tabs>
+        <w:ind w:left="720" w:hanging="360"/>
+      </w:pPr>
+    </w:lvl>
+    <w:lvl w:ilvl="1" w:tentative="1">
+      <w:start w:val="1"/>
+      <w:numFmt w:val="decimal"/>
+      <w:lvlText w:val="%2."/>
+      <w:lvlJc w:val="left"/>
+      <w:pPr>
+        <w:tabs>
+          <w:tab w:val="num" w:pos="1440"/>
+        </w:tabs>
+        <w:ind w:left="1440" w:hanging="360"/>
+      </w:pPr>
+    </w:lvl>
+    <w:lvl w:ilvl="2" w:tentative="1">
+      <w:start w:val="1"/>
+      <w:numFmt w:val="decimal"/>
+      <w:lvlText w:val="%3."/>
+      <w:lvlJc w:val="left"/>
+      <w:pPr>
+        <w:tabs>
+          <w:tab w:val="num" w:pos="2160"/>
+        </w:tabs>
+        <w:ind w:left="2160" w:hanging="360"/>
+      </w:pPr>
+    </w:lvl>
+    <w:lvl w:ilvl="3" w:tentative="1">
+      <w:start w:val="1"/>
+      <w:numFmt w:val="decimal"/>
+      <w:lvlText w:val="%4."/>
+      <w:lvlJc w:val="left"/>
+      <w:pPr>
+        <w:tabs>
+          <w:tab w:val="num" w:pos="2880"/>
+        </w:tabs>
+        <w:ind w:left="2880" w:hanging="360"/>
+      </w:pPr>
+    </w:lvl>
+    <w:lvl w:ilvl="4" w:tentative="1">
+      <w:start w:val="1"/>
+      <w:numFmt w:val="decimal"/>
+      <w:lvlText w:val="%5."/>
+      <w:lvlJc w:val="left"/>
+      <w:pPr>
+        <w:tabs>
+          <w:tab w:val="num" w:pos="3600"/>
+        </w:tabs>
+        <w:ind w:left="3600" w:hanging="360"/>
+      </w:pPr>
+    </w:lvl>
+    <w:lvl w:ilvl="5" w:tentative="1">
+      <w:start w:val="1"/>
+      <w:numFmt w:val="decimal"/>
+      <w:lvlText w:val="%6."/>
+      <w:lvlJc w:val="left"/>
+      <w:pPr>
+        <w:tabs>
+          <w:tab w:val="num" w:pos="4320"/>
+        </w:tabs>
+        <w:ind w:left="4320" w:hanging="360"/>
+      </w:pPr>
+    </w:lvl>
+    <w:lvl w:ilvl="6" w:tentative="1">
+      <w:start w:val="1"/>
+      <w:numFmt w:val="decimal"/>
+      <w:lvlText w:val="%7."/>
+      <w:lvlJc w:val="left"/>
+      <w:pPr>
+        <w:tabs>
+          <w:tab w:val="num" w:pos="5040"/>
+        </w:tabs>
+        <w:ind w:left="5040" w:hanging="360"/>
+      </w:pPr>
+    </w:lvl>
+    <w:lvl w:ilvl="7" w:tentative="1">
+      <w:start w:val="1"/>
+      <w:numFmt w:val="decimal"/>
+      <w:lvlText w:val="%8."/>
+      <w:lvlJc w:val="left"/>
+      <w:pPr>
+        <w:tabs>
+          <w:tab w:val="num" w:pos="5760"/>
+        </w:tabs>
+        <w:ind w:left="5760" w:hanging="360"/>
+      </w:pPr>
+    </w:lvl>
+    <w:lvl w:ilvl="8" w:tentative="1">
+      <w:start w:val="1"/>
+      <w:numFmt w:val="decimal"/>
+      <w:lvlText w:val="%9."/>
+      <w:lvlJc w:val="left"/>
+      <w:pPr>
+        <w:tabs>
+          <w:tab w:val="num" w:pos="6480"/>
+        </w:tabs>
+        <w:ind w:left="6480" w:hanging="360"/>
+      </w:pPr>
+    </w:lvl>
+  </w:abstractNum>
+  <w:abstractNum w:abstractNumId="1" w15:restartNumberingAfterBreak="0">
+    <w:nsid w:val="0C5F382D"/>
+    <w:multiLevelType w:val="multilevel"/>
+    <w:tmpl w:val="978EAE40"/>
+    <w:lvl w:ilvl="0">
+      <w:start w:val="1"/>
+      <w:numFmt w:val="bullet"/>
+      <w:lvlText w:val=""/>
+      <w:lvlJc w:val="left"/>
+      <w:pPr>
+        <w:tabs>
+          <w:tab w:val="num" w:pos="720"/>
+        </w:tabs>
+        <w:ind w:left="720" w:hanging="360"/>
+      </w:pPr>
+      <w:rPr>
+        <w:rFonts w:ascii="Symbol" w:hAnsi="Symbol" w:hint="default"/>
+        <w:sz w:val="20"/>
+      </w:rPr>
+    </w:lvl>
+    <w:lvl w:ilvl="1" w:tentative="1">
+      <w:start w:val="1"/>
+      <w:numFmt w:val="bullet"/>
+      <w:lvlText w:val="o"/>
+      <w:lvlJc w:val="left"/>
+      <w:pPr>
+        <w:tabs>
+          <w:tab w:val="num" w:pos="1440"/>
+        </w:tabs>
+        <w:ind w:left="1440" w:hanging="360"/>
+      </w:pPr>
+      <w:rPr>
+        <w:rFonts w:ascii="Courier New" w:hAnsi="Courier New" w:hint="default"/>
+        <w:sz w:val="20"/>
+      </w:rPr>
+    </w:lvl>
+    <w:lvl w:ilvl="2" w:tentative="1">
+      <w:start w:val="1"/>
+      <w:numFmt w:val="bullet"/>
+      <w:lvlText w:val=""/>
+      <w:lvlJc w:val="left"/>
+      <w:pPr>
+        <w:tabs>
+          <w:tab w:val="num" w:pos="2160"/>
+        </w:tabs>
+        <w:ind w:left="2160" w:hanging="360"/>
+      </w:pPr>
+      <w:rPr>
+        <w:rFonts w:ascii="Wingdings" w:hAnsi="Wingdings" w:hint="default"/>
+        <w:sz w:val="20"/>
+      </w:rPr>
+    </w:lvl>
+    <w:lvl w:ilvl="3" w:tentative="1">
+      <w:start w:val="1"/>
+      <w:numFmt w:val="bullet"/>
+      <w:lvlText w:val=""/>
+      <w:lvlJc w:val="left"/>
+      <w:pPr>
+        <w:tabs>
+          <w:tab w:val="num" w:pos="2880"/>
+        </w:tabs>
+        <w:ind w:left="2880" w:hanging="360"/>
+      </w:pPr>
+      <w:rPr>
+        <w:rFonts w:ascii="Wingdings" w:hAnsi="Wingdings" w:hint="default"/>
+        <w:sz w:val="20"/>
+      </w:rPr>
+    </w:lvl>
+    <w:lvl w:ilvl="4" w:tentative="1">
+      <w:start w:val="1"/>
+      <w:numFmt w:val="bullet"/>
+      <w:lvlText w:val=""/>
+      <w:lvlJc w:val="left"/>
+      <w:pPr>
+        <w:tabs>
+          <w:tab w:val="num" w:pos="3600"/>
+        </w:tabs>
+        <w:ind w:left="3600" w:hanging="360"/>
+      </w:pPr>
+      <w:rPr>
+        <w:rFonts w:ascii="Wingdings" w:hAnsi="Wingdings" w:hint="default"/>
+        <w:sz w:val="20"/>
+      </w:rPr>
+    </w:lvl>
+    <w:lvl w:ilvl="5" w:tentative="1">
+      <w:start w:val="1"/>
+      <w:numFmt w:val="bullet"/>
+      <w:lvlText w:val=""/>
+      <w:lvlJc w:val="left"/>
+      <w:pPr>
+        <w:tabs>
+          <w:tab w:val="num" w:pos="4320"/>
+        </w:tabs>
+        <w:ind w:left="4320" w:hanging="360"/>
+      </w:pPr>
+      <w:rPr>
+        <w:rFonts w:ascii="Wingdings" w:hAnsi="Wingdings" w:hint="default"/>
+        <w:sz w:val="20"/>
+      </w:rPr>
+    </w:lvl>
+    <w:lvl w:ilvl="6" w:tentative="1">
+      <w:start w:val="1"/>
+      <w:numFmt w:val="bullet"/>
+      <w:lvlText w:val=""/>
+      <w:lvlJc w:val="left"/>
+      <w:pPr>
+        <w:tabs>
+          <w:tab w:val="num" w:pos="5040"/>
+        </w:tabs>
+        <w:ind w:left="5040" w:hanging="360"/>
+      </w:pPr>
+      <w:rPr>
+        <w:rFonts w:ascii="Wingdings" w:hAnsi="Wingdings" w:hint="default"/>
+        <w:sz w:val="20"/>
+      </w:rPr>
+    </w:lvl>
+    <w:lvl w:ilvl="7" w:tentative="1">
+      <w:start w:val="1"/>
+      <w:numFmt w:val="bullet"/>
+      <w:lvlText w:val=""/>
+      <w:lvlJc w:val="left"/>
+      <w:pPr>
+        <w:tabs>
+          <w:tab w:val="num" w:pos="5760"/>
+        </w:tabs>
+        <w:ind w:left="5760" w:hanging="360"/>
+      </w:pPr>
+      <w:rPr>
+        <w:rFonts w:ascii="Wingdings" w:hAnsi="Wingdings" w:hint="default"/>
+        <w:sz w:val="20"/>
+      </w:rPr>
+    </w:lvl>
+    <w:lvl w:ilvl="8" w:tentative="1">
+      <w:start w:val="1"/>
+      <w:numFmt w:val="bullet"/>
+      <w:lvlText w:val=""/>
+      <w:lvlJc w:val="left"/>
+      <w:pPr>
+        <w:tabs>
+          <w:tab w:val="num" w:pos="6480"/>
+        </w:tabs>
+        <w:ind w:left="6480" w:hanging="360"/>
+      </w:pPr>
+      <w:rPr>
+        <w:rFonts w:ascii="Wingdings" w:hAnsi="Wingdings" w:hint="default"/>
+        <w:sz w:val="20"/>
+      </w:rPr>
+    </w:lvl>
+  </w:abstractNum>
+  <w:abstractNum w:abstractNumId="2" w15:restartNumberingAfterBreak="0">
+    <w:nsid w:val="123F2454"/>
+    <w:multiLevelType w:val="multilevel"/>
+    <w:tmpl w:val="A5D8FE04"/>
+    <w:lvl w:ilvl="0">
+      <w:start w:val="1"/>
+      <w:numFmt w:val="bullet"/>
+      <w:lvlText w:val=""/>
+      <w:lvlJc w:val="left"/>
+      <w:pPr>
+        <w:tabs>
+          <w:tab w:val="num" w:pos="720"/>
+        </w:tabs>
+        <w:ind w:left="720" w:hanging="360"/>
+      </w:pPr>
+      <w:rPr>
+        <w:rFonts w:ascii="Symbol" w:hAnsi="Symbol" w:hint="default"/>
+        <w:sz w:val="20"/>
+      </w:rPr>
+    </w:lvl>
+    <w:lvl w:ilvl="1" w:tentative="1">
+      <w:start w:val="1"/>
+      <w:numFmt w:val="bullet"/>
+      <w:lvlText w:val="o"/>
+      <w:lvlJc w:val="left"/>
+      <w:pPr>
+        <w:tabs>
+          <w:tab w:val="num" w:pos="1440"/>
+        </w:tabs>
+        <w:ind w:left="1440" w:hanging="360"/>
+      </w:pPr>
+      <w:rPr>
+        <w:rFonts w:ascii="Courier New" w:hAnsi="Courier New" w:hint="default"/>
+        <w:sz w:val="20"/>
+      </w:rPr>
+    </w:lvl>
+    <w:lvl w:ilvl="2" w:tentative="1">
+      <w:start w:val="1"/>
+      <w:numFmt w:val="bullet"/>
+      <w:lvlText w:val=""/>
+      <w:lvlJc w:val="left"/>
+      <w:pPr>
+        <w:tabs>
+          <w:tab w:val="num" w:pos="2160"/>
+        </w:tabs>
+        <w:ind w:left="2160" w:hanging="360"/>
+      </w:pPr>
+      <w:rPr>
+        <w:rFonts w:ascii="Wingdings" w:hAnsi="Wingdings" w:hint="default"/>
+        <w:sz w:val="20"/>
+      </w:rPr>
+    </w:lvl>
+    <w:lvl w:ilvl="3" w:tentative="1">
+      <w:start w:val="1"/>
+      <w:numFmt w:val="bullet"/>
+      <w:lvlText w:val=""/>
+      <w:lvlJc w:val="left"/>
+      <w:pPr>
+        <w:tabs>
+          <w:tab w:val="num" w:pos="2880"/>
+        </w:tabs>
+        <w:ind w:left="2880" w:hanging="360"/>
+      </w:pPr>
+      <w:rPr>
+        <w:rFonts w:ascii="Wingdings" w:hAnsi="Wingdings" w:hint="default"/>
+        <w:sz w:val="20"/>
+      </w:rPr>
+    </w:lvl>
+    <w:lvl w:ilvl="4" w:tentative="1">
+      <w:start w:val="1"/>
+      <w:numFmt w:val="bullet"/>
+      <w:lvlText w:val=""/>
+      <w:lvlJc w:val="left"/>
+      <w:pPr>
+        <w:tabs>
+          <w:tab w:val="num" w:pos="3600"/>
+        </w:tabs>
+        <w:ind w:left="3600" w:hanging="360"/>
+      </w:pPr>
+      <w:rPr>
+        <w:rFonts w:ascii="Wingdings" w:hAnsi="Wingdings" w:hint="default"/>
+        <w:sz w:val="20"/>
+      </w:rPr>
+    </w:lvl>
+    <w:lvl w:ilvl="5" w:tentative="1">
+      <w:start w:val="1"/>
+      <w:numFmt w:val="bullet"/>
+      <w:lvlText w:val=""/>
+      <w:lvlJc w:val="left"/>
+      <w:pPr>
+        <w:tabs>
+          <w:tab w:val="num" w:pos="4320"/>
+        </w:tabs>
+        <w:ind w:left="4320" w:hanging="360"/>
+      </w:pPr>
+      <w:rPr>
+        <w:rFonts w:ascii="Wingdings" w:hAnsi="Wingdings" w:hint="default"/>
+        <w:sz w:val="20"/>
+      </w:rPr>
+    </w:lvl>
+    <w:lvl w:ilvl="6" w:tentative="1">
+      <w:start w:val="1"/>
+      <w:numFmt w:val="bullet"/>
+      <w:lvlText w:val=""/>
+      <w:lvlJc w:val="left"/>
+      <w:pPr>
+        <w:tabs>
+          <w:tab w:val="num" w:pos="5040"/>
+        </w:tabs>
+        <w:ind w:left="5040" w:hanging="360"/>
+      </w:pPr>
+      <w:rPr>
+        <w:rFonts w:ascii="Wingdings" w:hAnsi="Wingdings" w:hint="default"/>
+        <w:sz w:val="20"/>
+      </w:rPr>
+    </w:lvl>
+    <w:lvl w:ilvl="7" w:tentative="1">
+      <w:start w:val="1"/>
+      <w:numFmt w:val="bullet"/>
+      <w:lvlText w:val=""/>
+      <w:lvlJc w:val="left"/>
+      <w:pPr>
+        <w:tabs>
+          <w:tab w:val="num" w:pos="5760"/>
+        </w:tabs>
+        <w:ind w:left="5760" w:hanging="360"/>
+      </w:pPr>
+      <w:rPr>
+        <w:rFonts w:ascii="Wingdings" w:hAnsi="Wingdings" w:hint="default"/>
+        <w:sz w:val="20"/>
+      </w:rPr>
+    </w:lvl>
+    <w:lvl w:ilvl="8" w:tentative="1">
+      <w:start w:val="1"/>
+      <w:numFmt w:val="bullet"/>
+      <w:lvlText w:val=""/>
+      <w:lvlJc w:val="left"/>
+      <w:pPr>
+        <w:tabs>
+          <w:tab w:val="num" w:pos="6480"/>
+        </w:tabs>
+        <w:ind w:left="6480" w:hanging="360"/>
+      </w:pPr>
+      <w:rPr>
+        <w:rFonts w:ascii="Wingdings" w:hAnsi="Wingdings" w:hint="default"/>
+        <w:sz w:val="20"/>
+      </w:rPr>
+    </w:lvl>
+  </w:abstractNum>
+  <w:abstractNum w:abstractNumId="3" w15:restartNumberingAfterBreak="0">
+    <w:nsid w:val="13E61687"/>
+    <w:multiLevelType w:val="multilevel"/>
+    <w:tmpl w:val="BA56230A"/>
+    <w:lvl w:ilvl="0">
+      <w:start w:val="1"/>
+      <w:numFmt w:val="bullet"/>
+      <w:lvlText w:val=""/>
+      <w:lvlJc w:val="left"/>
+      <w:pPr>
+        <w:tabs>
+          <w:tab w:val="num" w:pos="720"/>
+        </w:tabs>
+        <w:ind w:left="720" w:hanging="360"/>
+      </w:pPr>
+      <w:rPr>
+        <w:rFonts w:ascii="Symbol" w:hAnsi="Symbol" w:hint="default"/>
+        <w:sz w:val="20"/>
+      </w:rPr>
+    </w:lvl>
+    <w:lvl w:ilvl="1" w:tentative="1">
+      <w:start w:val="1"/>
+      <w:numFmt w:val="bullet"/>
+      <w:lvlText w:val="o"/>
+      <w:lvlJc w:val="left"/>
+      <w:pPr>
+        <w:tabs>
+          <w:tab w:val="num" w:pos="1440"/>
+        </w:tabs>
+        <w:ind w:left="1440" w:hanging="360"/>
+      </w:pPr>
+      <w:rPr>
+        <w:rFonts w:ascii="Courier New" w:hAnsi="Courier New" w:hint="default"/>
+        <w:sz w:val="20"/>
+      </w:rPr>
+    </w:lvl>
+    <w:lvl w:ilvl="2" w:tentative="1">
+      <w:start w:val="1"/>
+      <w:numFmt w:val="bullet"/>
+      <w:lvlText w:val=""/>
+      <w:lvlJc w:val="left"/>
+      <w:pPr>
+        <w:tabs>
+          <w:tab w:val="num" w:pos="2160"/>
+        </w:tabs>
+        <w:ind w:left="2160" w:hanging="360"/>
+      </w:pPr>
+      <w:rPr>
+        <w:rFonts w:ascii="Wingdings" w:hAnsi="Wingdings" w:hint="default"/>
+        <w:sz w:val="20"/>
+      </w:rPr>
+    </w:lvl>
+    <w:lvl w:ilvl="3" w:tentative="1">
+      <w:start w:val="1"/>
+      <w:numFmt w:val="bullet"/>
+      <w:lvlText w:val=""/>
+      <w:lvlJc w:val="left"/>
+      <w:pPr>
+        <w:tabs>
+          <w:tab w:val="num" w:pos="2880"/>
+        </w:tabs>
+        <w:ind w:left="2880" w:hanging="360"/>
+      </w:pPr>
+      <w:rPr>
+        <w:rFonts w:ascii="Wingdings" w:hAnsi="Wingdings" w:hint="default"/>
+        <w:sz w:val="20"/>
+      </w:rPr>
+    </w:lvl>
+    <w:lvl w:ilvl="4" w:tentative="1">
+      <w:start w:val="1"/>
+      <w:numFmt w:val="bullet"/>
+      <w:lvlText w:val=""/>
+      <w:lvlJc w:val="left"/>
+      <w:pPr>
+        <w:tabs>
+          <w:tab w:val="num" w:pos="3600"/>
+        </w:tabs>
+        <w:ind w:left="3600" w:hanging="360"/>
+      </w:pPr>
+      <w:rPr>
+        <w:rFonts w:ascii="Wingdings" w:hAnsi="Wingdings" w:hint="default"/>
+        <w:sz w:val="20"/>
+      </w:rPr>
+    </w:lvl>
+    <w:lvl w:ilvl="5" w:tentative="1">
+      <w:start w:val="1"/>
+      <w:numFmt w:val="bullet"/>
+      <w:lvlText w:val=""/>
+      <w:lvlJc w:val="left"/>
+      <w:pPr>
+        <w:tabs>
+          <w:tab w:val="num" w:pos="4320"/>
+        </w:tabs>
+        <w:ind w:left="4320" w:hanging="360"/>
+      </w:pPr>
+      <w:rPr>
+        <w:rFonts w:ascii="Wingdings" w:hAnsi="Wingdings" w:hint="default"/>
+        <w:sz w:val="20"/>
+      </w:rPr>
+    </w:lvl>
+    <w:lvl w:ilvl="6" w:tentative="1">
+      <w:start w:val="1"/>
+      <w:numFmt w:val="bullet"/>
+      <w:lvlText w:val=""/>
+      <w:lvlJc w:val="left"/>
+      <w:pPr>
+        <w:tabs>
+          <w:tab w:val="num" w:pos="5040"/>
+        </w:tabs>
+        <w:ind w:left="5040" w:hanging="360"/>
+      </w:pPr>
+      <w:rPr>
+        <w:rFonts w:ascii="Wingdings" w:hAnsi="Wingdings" w:hint="default"/>
+        <w:sz w:val="20"/>
+      </w:rPr>
+    </w:lvl>
+    <w:lvl w:ilvl="7" w:tentative="1">
+      <w:start w:val="1"/>
+      <w:numFmt w:val="bullet"/>
+      <w:lvlText w:val=""/>
+      <w:lvlJc w:val="left"/>
+      <w:pPr>
+        <w:tabs>
+          <w:tab w:val="num" w:pos="5760"/>
+        </w:tabs>
+        <w:ind w:left="5760" w:hanging="360"/>
+      </w:pPr>
+      <w:rPr>
+        <w:rFonts w:ascii="Wingdings" w:hAnsi="Wingdings" w:hint="default"/>
+        <w:sz w:val="20"/>
+      </w:rPr>
+    </w:lvl>
+    <w:lvl w:ilvl="8" w:tentative="1">
+      <w:start w:val="1"/>
+      <w:numFmt w:val="bullet"/>
+      <w:lvlText w:val=""/>
+      <w:lvlJc w:val="left"/>
+      <w:pPr>
+        <w:tabs>
+          <w:tab w:val="num" w:pos="6480"/>
+        </w:tabs>
+        <w:ind w:left="6480" w:hanging="360"/>
+      </w:pPr>
+      <w:rPr>
+        <w:rFonts w:ascii="Wingdings" w:hAnsi="Wingdings" w:hint="default"/>
+        <w:sz w:val="20"/>
+      </w:rPr>
+    </w:lvl>
+  </w:abstractNum>
+  <w:abstractNum w:abstractNumId="4" w15:restartNumberingAfterBreak="0">
+    <w:nsid w:val="18837FBE"/>
+    <w:multiLevelType w:val="multilevel"/>
+    <w:tmpl w:val="F0603E52"/>
+    <w:lvl w:ilvl="0">
+      <w:start w:val="1"/>
+      <w:numFmt w:val="bullet"/>
+      <w:lvlText w:val=""/>
+      <w:lvlJc w:val="left"/>
+      <w:pPr>
+        <w:tabs>
+          <w:tab w:val="num" w:pos="720"/>
+        </w:tabs>
+        <w:ind w:left="720" w:hanging="360"/>
+      </w:pPr>
+      <w:rPr>
+        <w:rFonts w:ascii="Symbol" w:hAnsi="Symbol" w:hint="default"/>
+        <w:sz w:val="20"/>
+      </w:rPr>
+    </w:lvl>
+    <w:lvl w:ilvl="1" w:tentative="1">
+      <w:start w:val="1"/>
+      <w:numFmt w:val="bullet"/>
+      <w:lvlText w:val="o"/>
+      <w:lvlJc w:val="left"/>
+      <w:pPr>
+        <w:tabs>
+          <w:tab w:val="num" w:pos="1440"/>
+        </w:tabs>
+        <w:ind w:left="1440" w:hanging="360"/>
+      </w:pPr>
+      <w:rPr>
+        <w:rFonts w:ascii="Courier New" w:hAnsi="Courier New" w:hint="default"/>
+        <w:sz w:val="20"/>
+      </w:rPr>
+    </w:lvl>
+    <w:lvl w:ilvl="2" w:tentative="1">
+      <w:start w:val="1"/>
+      <w:numFmt w:val="bullet"/>
+      <w:lvlText w:val=""/>
+      <w:lvlJc w:val="left"/>
+      <w:pPr>
+        <w:tabs>
+          <w:tab w:val="num" w:pos="2160"/>
+        </w:tabs>
+        <w:ind w:left="2160" w:hanging="360"/>
+      </w:pPr>
+      <w:rPr>
+        <w:rFonts w:ascii="Wingdings" w:hAnsi="Wingdings" w:hint="default"/>
+        <w:sz w:val="20"/>
+      </w:rPr>
+    </w:lvl>
+    <w:lvl w:ilvl="3" w:tentative="1">
+      <w:start w:val="1"/>
+      <w:numFmt w:val="bullet"/>
+      <w:lvlText w:val=""/>
+      <w:lvlJc w:val="left"/>
+      <w:pPr>
+        <w:tabs>
+          <w:tab w:val="num" w:pos="2880"/>
+        </w:tabs>
+        <w:ind w:left="2880" w:hanging="360"/>
+      </w:pPr>
+      <w:rPr>
+        <w:rFonts w:ascii="Wingdings" w:hAnsi="Wingdings" w:hint="default"/>
+        <w:sz w:val="20"/>
+      </w:rPr>
+    </w:lvl>
+    <w:lvl w:ilvl="4" w:tentative="1">
+      <w:start w:val="1"/>
+      <w:numFmt w:val="bullet"/>
+      <w:lvlText w:val=""/>
+      <w:lvlJc w:val="left"/>
+      <w:pPr>
+        <w:tabs>
+          <w:tab w:val="num" w:pos="3600"/>
+        </w:tabs>
+        <w:ind w:left="3600" w:hanging="360"/>
+      </w:pPr>
+      <w:rPr>
+        <w:rFonts w:ascii="Wingdings" w:hAnsi="Wingdings" w:hint="default"/>
+        <w:sz w:val="20"/>
+      </w:rPr>
+    </w:lvl>
+    <w:lvl w:ilvl="5" w:tentative="1">
+      <w:start w:val="1"/>
+      <w:numFmt w:val="bullet"/>
+      <w:lvlText w:val=""/>
+      <w:lvlJc w:val="left"/>
+      <w:pPr>
+        <w:tabs>
+          <w:tab w:val="num" w:pos="4320"/>
+        </w:tabs>
+        <w:ind w:left="4320" w:hanging="360"/>
+      </w:pPr>
+      <w:rPr>
+        <w:rFonts w:ascii="Wingdings" w:hAnsi="Wingdings" w:hint="default"/>
+        <w:sz w:val="20"/>
+      </w:rPr>
+    </w:lvl>
+    <w:lvl w:ilvl="6" w:tentative="1">
+      <w:start w:val="1"/>
+      <w:numFmt w:val="bullet"/>
+      <w:lvlText w:val=""/>
+      <w:lvlJc w:val="left"/>
+      <w:pPr>
+        <w:tabs>
+          <w:tab w:val="num" w:pos="5040"/>
+        </w:tabs>
+        <w:ind w:left="5040" w:hanging="360"/>
+      </w:pPr>
+      <w:rPr>
+        <w:rFonts w:ascii="Wingdings" w:hAnsi="Wingdings" w:hint="default"/>
+        <w:sz w:val="20"/>
+      </w:rPr>
+    </w:lvl>
+    <w:lvl w:ilvl="7" w:tentative="1">
+      <w:start w:val="1"/>
+      <w:numFmt w:val="bullet"/>
+      <w:lvlText w:val=""/>
+      <w:lvlJc w:val="left"/>
+      <w:pPr>
+        <w:tabs>
+          <w:tab w:val="num" w:pos="5760"/>
+        </w:tabs>
+        <w:ind w:left="5760" w:hanging="360"/>
+      </w:pPr>
+      <w:rPr>
+        <w:rFonts w:ascii="Wingdings" w:hAnsi="Wingdings" w:hint="default"/>
+        <w:sz w:val="20"/>
+      </w:rPr>
+    </w:lvl>
+    <w:lvl w:ilvl="8" w:tentative="1">
+      <w:start w:val="1"/>
+      <w:numFmt w:val="bullet"/>
+      <w:lvlText w:val=""/>
+      <w:lvlJc w:val="left"/>
+      <w:pPr>
+        <w:tabs>
+          <w:tab w:val="num" w:pos="6480"/>
+        </w:tabs>
+        <w:ind w:left="6480" w:hanging="360"/>
+      </w:pPr>
+      <w:rPr>
+        <w:rFonts w:ascii="Wingdings" w:hAnsi="Wingdings" w:hint="default"/>
+        <w:sz w:val="20"/>
+      </w:rPr>
+    </w:lvl>
+  </w:abstractNum>
+  <w:abstractNum w:abstractNumId="5" w15:restartNumberingAfterBreak="0">
+    <w:nsid w:val="1B7C262E"/>
+    <w:multiLevelType w:val="multilevel"/>
+    <w:tmpl w:val="CCE6401A"/>
+    <w:lvl w:ilvl="0">
+      <w:start w:val="1"/>
+      <w:numFmt w:val="bullet"/>
+      <w:lvlText w:val=""/>
+      <w:lvlJc w:val="left"/>
+      <w:pPr>
+        <w:tabs>
+          <w:tab w:val="num" w:pos="720"/>
+        </w:tabs>
+        <w:ind w:left="720" w:hanging="360"/>
+      </w:pPr>
+      <w:rPr>
+        <w:rFonts w:ascii="Symbol" w:hAnsi="Symbol" w:hint="default"/>
+        <w:sz w:val="20"/>
+      </w:rPr>
+    </w:lvl>
+    <w:lvl w:ilvl="1" w:tentative="1">
+      <w:start w:val="1"/>
+      <w:numFmt w:val="bullet"/>
+      <w:lvlText w:val="o"/>
+      <w:lvlJc w:val="left"/>
+      <w:pPr>
+        <w:tabs>
+          <w:tab w:val="num" w:pos="1440"/>
+        </w:tabs>
+        <w:ind w:left="1440" w:hanging="360"/>
+      </w:pPr>
+      <w:rPr>
+        <w:rFonts w:ascii="Courier New" w:hAnsi="Courier New" w:hint="default"/>
+        <w:sz w:val="20"/>
+      </w:rPr>
+    </w:lvl>
+    <w:lvl w:ilvl="2" w:tentative="1">
+      <w:start w:val="1"/>
+      <w:numFmt w:val="bullet"/>
+      <w:lvlText w:val=""/>
+      <w:lvlJc w:val="left"/>
+      <w:pPr>
+        <w:tabs>
+          <w:tab w:val="num" w:pos="2160"/>
+        </w:tabs>
+        <w:ind w:left="2160" w:hanging="360"/>
+      </w:pPr>
+      <w:rPr>
+        <w:rFonts w:ascii="Wingdings" w:hAnsi="Wingdings" w:hint="default"/>
+        <w:sz w:val="20"/>
+      </w:rPr>
+    </w:lvl>
+    <w:lvl w:ilvl="3" w:tentative="1">
+      <w:start w:val="1"/>
+      <w:numFmt w:val="bullet"/>
+      <w:lvlText w:val=""/>
+      <w:lvlJc w:val="left"/>
+      <w:pPr>
+        <w:tabs>
+          <w:tab w:val="num" w:pos="2880"/>
+        </w:tabs>
+        <w:ind w:left="2880" w:hanging="360"/>
+      </w:pPr>
+      <w:rPr>
+        <w:rFonts w:ascii="Wingdings" w:hAnsi="Wingdings" w:hint="default"/>
+        <w:sz w:val="20"/>
+      </w:rPr>
+    </w:lvl>
+    <w:lvl w:ilvl="4" w:tentative="1">
+      <w:start w:val="1"/>
+      <w:numFmt w:val="bullet"/>
+      <w:lvlText w:val=""/>
+      <w:lvlJc w:val="left"/>
+      <w:pPr>
+        <w:tabs>
+          <w:tab w:val="num" w:pos="3600"/>
+        </w:tabs>
+        <w:ind w:left="3600" w:hanging="360"/>
+      </w:pPr>
+      <w:rPr>
+        <w:rFonts w:ascii="Wingdings" w:hAnsi="Wingdings" w:hint="default"/>
+        <w:sz w:val="20"/>
+      </w:rPr>
+    </w:lvl>
+    <w:lvl w:ilvl="5" w:tentative="1">
+      <w:start w:val="1"/>
+      <w:numFmt w:val="bullet"/>
+      <w:lvlText w:val=""/>
+      <w:lvlJc w:val="left"/>
+      <w:pPr>
+        <w:tabs>
+          <w:tab w:val="num" w:pos="4320"/>
+        </w:tabs>
+        <w:ind w:left="4320" w:hanging="360"/>
+      </w:pPr>
+      <w:rPr>
+        <w:rFonts w:ascii="Wingdings" w:hAnsi="Wingdings" w:hint="default"/>
+        <w:sz w:val="20"/>
+      </w:rPr>
+    </w:lvl>
+    <w:lvl w:ilvl="6" w:tentative="1">
+      <w:start w:val="1"/>
+      <w:numFmt w:val="bullet"/>
+      <w:lvlText w:val=""/>
+      <w:lvlJc w:val="left"/>
+      <w:pPr>
+        <w:tabs>
+          <w:tab w:val="num" w:pos="5040"/>
+        </w:tabs>
+        <w:ind w:left="5040" w:hanging="360"/>
+      </w:pPr>
+      <w:rPr>
+        <w:rFonts w:ascii="Wingdings" w:hAnsi="Wingdings" w:hint="default"/>
+        <w:sz w:val="20"/>
+      </w:rPr>
+    </w:lvl>
+    <w:lvl w:ilvl="7" w:tentative="1">
+      <w:start w:val="1"/>
+      <w:numFmt w:val="bullet"/>
+      <w:lvlText w:val=""/>
+      <w:lvlJc w:val="left"/>
+      <w:pPr>
+        <w:tabs>
+          <w:tab w:val="num" w:pos="5760"/>
+        </w:tabs>
+        <w:ind w:left="5760" w:hanging="360"/>
+      </w:pPr>
+      <w:rPr>
+        <w:rFonts w:ascii="Wingdings" w:hAnsi="Wingdings" w:hint="default"/>
+        <w:sz w:val="20"/>
+      </w:rPr>
+    </w:lvl>
+    <w:lvl w:ilvl="8" w:tentative="1">
+      <w:start w:val="1"/>
+      <w:numFmt w:val="bullet"/>
+      <w:lvlText w:val=""/>
+      <w:lvlJc w:val="left"/>
+      <w:pPr>
+        <w:tabs>
+          <w:tab w:val="num" w:pos="6480"/>
+        </w:tabs>
+        <w:ind w:left="6480" w:hanging="360"/>
+      </w:pPr>
+      <w:rPr>
+        <w:rFonts w:ascii="Wingdings" w:hAnsi="Wingdings" w:hint="default"/>
+        <w:sz w:val="20"/>
+      </w:rPr>
+    </w:lvl>
+  </w:abstractNum>
+  <w:abstractNum w:abstractNumId="6" w15:restartNumberingAfterBreak="0">
+    <w:nsid w:val="20E77E7F"/>
+    <w:multiLevelType w:val="multilevel"/>
+    <w:tmpl w:val="53D6AD40"/>
+    <w:lvl w:ilvl="0">
+      <w:start w:val="1"/>
+      <w:numFmt w:val="bullet"/>
+      <w:lvlText w:val=""/>
+      <w:lvlJc w:val="left"/>
+      <w:pPr>
+        <w:tabs>
+          <w:tab w:val="num" w:pos="720"/>
+        </w:tabs>
+        <w:ind w:left="720" w:hanging="360"/>
+      </w:pPr>
+      <w:rPr>
+        <w:rFonts w:ascii="Symbol" w:hAnsi="Symbol" w:hint="default"/>
+        <w:sz w:val="20"/>
+      </w:rPr>
+    </w:lvl>
+    <w:lvl w:ilvl="1" w:tentative="1">
+      <w:start w:val="1"/>
+      <w:numFmt w:val="bullet"/>
+      <w:lvlText w:val="o"/>
+      <w:lvlJc w:val="left"/>
+      <w:pPr>
+        <w:tabs>
+          <w:tab w:val="num" w:pos="1440"/>
+        </w:tabs>
+        <w:ind w:left="1440" w:hanging="360"/>
+      </w:pPr>
+      <w:rPr>
+        <w:rFonts w:ascii="Courier New" w:hAnsi="Courier New" w:hint="default"/>
+        <w:sz w:val="20"/>
+      </w:rPr>
+    </w:lvl>
+    <w:lvl w:ilvl="2" w:tentative="1">
+      <w:start w:val="1"/>
+      <w:numFmt w:val="bullet"/>
+      <w:lvlText w:val=""/>
+      <w:lvlJc w:val="left"/>
+      <w:pPr>
+        <w:tabs>
+          <w:tab w:val="num" w:pos="2160"/>
+        </w:tabs>
+        <w:ind w:left="2160" w:hanging="360"/>
+      </w:pPr>
+      <w:rPr>
+        <w:rFonts w:ascii="Wingdings" w:hAnsi="Wingdings" w:hint="default"/>
+        <w:sz w:val="20"/>
+      </w:rPr>
+    </w:lvl>
+    <w:lvl w:ilvl="3" w:tentative="1">
+      <w:start w:val="1"/>
+      <w:numFmt w:val="bullet"/>
+      <w:lvlText w:val=""/>
+      <w:lvlJc w:val="left"/>
+      <w:pPr>
+        <w:tabs>
+          <w:tab w:val="num" w:pos="2880"/>
+        </w:tabs>
+        <w:ind w:left="2880" w:hanging="360"/>
+      </w:pPr>
+      <w:rPr>
+        <w:rFonts w:ascii="Wingdings" w:hAnsi="Wingdings" w:hint="default"/>
+        <w:sz w:val="20"/>
+      </w:rPr>
+    </w:lvl>
+    <w:lvl w:ilvl="4" w:tentative="1">
+      <w:start w:val="1"/>
+      <w:numFmt w:val="bullet"/>
+      <w:lvlText w:val=""/>
+      <w:lvlJc w:val="left"/>
+      <w:pPr>
+        <w:tabs>
+          <w:tab w:val="num" w:pos="3600"/>
+        </w:tabs>
+        <w:ind w:left="3600" w:hanging="360"/>
+      </w:pPr>
+      <w:rPr>
+        <w:rFonts w:ascii="Wingdings" w:hAnsi="Wingdings" w:hint="default"/>
+        <w:sz w:val="20"/>
+      </w:rPr>
+    </w:lvl>
+    <w:lvl w:ilvl="5" w:tentative="1">
+      <w:start w:val="1"/>
+      <w:numFmt w:val="bullet"/>
+      <w:lvlText w:val=""/>
+      <w:lvlJc w:val="left"/>
+      <w:pPr>
+        <w:tabs>
+          <w:tab w:val="num" w:pos="4320"/>
+        </w:tabs>
+        <w:ind w:left="4320" w:hanging="360"/>
+      </w:pPr>
+      <w:rPr>
+        <w:rFonts w:ascii="Wingdings" w:hAnsi="Wingdings" w:hint="default"/>
+        <w:sz w:val="20"/>
+      </w:rPr>
+    </w:lvl>
+    <w:lvl w:ilvl="6" w:tentative="1">
+      <w:start w:val="1"/>
+      <w:numFmt w:val="bullet"/>
+      <w:lvlText w:val=""/>
+      <w:lvlJc w:val="left"/>
+      <w:pPr>
+        <w:tabs>
+          <w:tab w:val="num" w:pos="5040"/>
+        </w:tabs>
+        <w:ind w:left="5040" w:hanging="360"/>
+      </w:pPr>
+      <w:rPr>
+        <w:rFonts w:ascii="Wingdings" w:hAnsi="Wingdings" w:hint="default"/>
+        <w:sz w:val="20"/>
+      </w:rPr>
+    </w:lvl>
+    <w:lvl w:ilvl="7" w:tentative="1">
+      <w:start w:val="1"/>
+      <w:numFmt w:val="bullet"/>
+      <w:lvlText w:val=""/>
+      <w:lvlJc w:val="left"/>
+      <w:pPr>
+        <w:tabs>
+          <w:tab w:val="num" w:pos="5760"/>
+        </w:tabs>
+        <w:ind w:left="5760" w:hanging="360"/>
+      </w:pPr>
+      <w:rPr>
+        <w:rFonts w:ascii="Wingdings" w:hAnsi="Wingdings" w:hint="default"/>
+        <w:sz w:val="20"/>
+      </w:rPr>
+    </w:lvl>
+    <w:lvl w:ilvl="8" w:tentative="1">
+      <w:start w:val="1"/>
+      <w:numFmt w:val="bullet"/>
+      <w:lvlText w:val=""/>
+      <w:lvlJc w:val="left"/>
+      <w:pPr>
+        <w:tabs>
+          <w:tab w:val="num" w:pos="6480"/>
+        </w:tabs>
+        <w:ind w:left="6480" w:hanging="360"/>
+      </w:pPr>
+      <w:rPr>
+        <w:rFonts w:ascii="Wingdings" w:hAnsi="Wingdings" w:hint="default"/>
+        <w:sz w:val="20"/>
+      </w:rPr>
+    </w:lvl>
+  </w:abstractNum>
+  <w:abstractNum w:abstractNumId="7" w15:restartNumberingAfterBreak="0">
+    <w:nsid w:val="224C75F2"/>
+    <w:multiLevelType w:val="multilevel"/>
+    <w:tmpl w:val="4260BA98"/>
+    <w:lvl w:ilvl="0">
+      <w:start w:val="4"/>
+      <w:numFmt w:val="decimal"/>
+      <w:lvlText w:val="%1."/>
+      <w:lvlJc w:val="left"/>
+      <w:pPr>
+        <w:tabs>
+          <w:tab w:val="num" w:pos="720"/>
+        </w:tabs>
+        <w:ind w:left="720" w:hanging="360"/>
+      </w:pPr>
+    </w:lvl>
+    <w:lvl w:ilvl="1" w:tentative="1">
+      <w:start w:val="1"/>
+      <w:numFmt w:val="decimal"/>
+      <w:lvlText w:val="%2."/>
+      <w:lvlJc w:val="left"/>
+      <w:pPr>
+        <w:tabs>
+          <w:tab w:val="num" w:pos="1440"/>
+        </w:tabs>
+        <w:ind w:left="1440" w:hanging="360"/>
+      </w:pPr>
+    </w:lvl>
+    <w:lvl w:ilvl="2" w:tentative="1">
+      <w:start w:val="1"/>
+      <w:numFmt w:val="decimal"/>
+      <w:lvlText w:val="%3."/>
+      <w:lvlJc w:val="left"/>
+      <w:pPr>
+        <w:tabs>
+          <w:tab w:val="num" w:pos="2160"/>
+        </w:tabs>
+        <w:ind w:left="2160" w:hanging="360"/>
+      </w:pPr>
+    </w:lvl>
+    <w:lvl w:ilvl="3" w:tentative="1">
+      <w:start w:val="1"/>
+      <w:numFmt w:val="decimal"/>
+      <w:lvlText w:val="%4."/>
+      <w:lvlJc w:val="left"/>
+      <w:pPr>
+        <w:tabs>
+          <w:tab w:val="num" w:pos="2880"/>
+        </w:tabs>
+        <w:ind w:left="2880" w:hanging="360"/>
+      </w:pPr>
+    </w:lvl>
+    <w:lvl w:ilvl="4" w:tentative="1">
+      <w:start w:val="1"/>
+      <w:numFmt w:val="decimal"/>
+      <w:lvlText w:val="%5."/>
+      <w:lvlJc w:val="left"/>
+      <w:pPr>
+        <w:tabs>
+          <w:tab w:val="num" w:pos="3600"/>
+        </w:tabs>
+        <w:ind w:left="3600" w:hanging="360"/>
+      </w:pPr>
+    </w:lvl>
+    <w:lvl w:ilvl="5" w:tentative="1">
+      <w:start w:val="1"/>
+      <w:numFmt w:val="decimal"/>
+      <w:lvlText w:val="%6."/>
+      <w:lvlJc w:val="left"/>
+      <w:pPr>
+        <w:tabs>
+          <w:tab w:val="num" w:pos="4320"/>
+        </w:tabs>
+        <w:ind w:left="4320" w:hanging="360"/>
+      </w:pPr>
+    </w:lvl>
+    <w:lvl w:ilvl="6" w:tentative="1">
+      <w:start w:val="1"/>
+      <w:numFmt w:val="decimal"/>
+      <w:lvlText w:val="%7."/>
+      <w:lvlJc w:val="left"/>
+      <w:pPr>
+        <w:tabs>
+          <w:tab w:val="num" w:pos="5040"/>
+        </w:tabs>
+        <w:ind w:left="5040" w:hanging="360"/>
+      </w:pPr>
+    </w:lvl>
+    <w:lvl w:ilvl="7" w:tentative="1">
+      <w:start w:val="1"/>
+      <w:numFmt w:val="decimal"/>
+      <w:lvlText w:val="%8."/>
+      <w:lvlJc w:val="left"/>
+      <w:pPr>
+        <w:tabs>
+          <w:tab w:val="num" w:pos="5760"/>
+        </w:tabs>
+        <w:ind w:left="5760" w:hanging="360"/>
+      </w:pPr>
+    </w:lvl>
+    <w:lvl w:ilvl="8" w:tentative="1">
+      <w:start w:val="1"/>
+      <w:numFmt w:val="decimal"/>
+      <w:lvlText w:val="%9."/>
+      <w:lvlJc w:val="left"/>
+      <w:pPr>
+        <w:tabs>
+          <w:tab w:val="num" w:pos="6480"/>
+        </w:tabs>
+        <w:ind w:left="6480" w:hanging="360"/>
+      </w:pPr>
+    </w:lvl>
+  </w:abstractNum>
+  <w:abstractNum w:abstractNumId="8" w15:restartNumberingAfterBreak="0">
+    <w:nsid w:val="24AB7D64"/>
+    <w:multiLevelType w:val="multilevel"/>
+    <w:tmpl w:val="6422D45E"/>
+    <w:lvl w:ilvl="0">
+      <w:start w:val="1"/>
+      <w:numFmt w:val="decimal"/>
+      <w:lvlText w:val="%1."/>
+      <w:lvlJc w:val="left"/>
+      <w:pPr>
+        <w:tabs>
+          <w:tab w:val="num" w:pos="720"/>
+        </w:tabs>
+        <w:ind w:left="720" w:hanging="360"/>
+      </w:pPr>
+    </w:lvl>
+    <w:lvl w:ilvl="1" w:tentative="1">
+      <w:start w:val="1"/>
+      <w:numFmt w:val="decimal"/>
+      <w:lvlText w:val="%2."/>
+      <w:lvlJc w:val="left"/>
+      <w:pPr>
+        <w:tabs>
+          <w:tab w:val="num" w:pos="1440"/>
+        </w:tabs>
+        <w:ind w:left="1440" w:hanging="360"/>
+      </w:pPr>
+    </w:lvl>
+    <w:lvl w:ilvl="2" w:tentative="1">
+      <w:start w:val="1"/>
+      <w:numFmt w:val="decimal"/>
+      <w:lvlText w:val="%3."/>
+      <w:lvlJc w:val="left"/>
+      <w:pPr>
+        <w:tabs>
+          <w:tab w:val="num" w:pos="2160"/>
+        </w:tabs>
+        <w:ind w:left="2160" w:hanging="360"/>
+      </w:pPr>
+    </w:lvl>
+    <w:lvl w:ilvl="3" w:tentative="1">
+      <w:start w:val="1"/>
+      <w:numFmt w:val="decimal"/>
+      <w:lvlText w:val="%4."/>
+      <w:lvlJc w:val="left"/>
+      <w:pPr>
+        <w:tabs>
+          <w:tab w:val="num" w:pos="2880"/>
+        </w:tabs>
+        <w:ind w:left="2880" w:hanging="360"/>
+      </w:pPr>
+    </w:lvl>
+    <w:lvl w:ilvl="4" w:tentative="1">
+      <w:start w:val="1"/>
+      <w:numFmt w:val="decimal"/>
+      <w:lvlText w:val="%5."/>
+      <w:lvlJc w:val="left"/>
+      <w:pPr>
+        <w:tabs>
+          <w:tab w:val="num" w:pos="3600"/>
+        </w:tabs>
+        <w:ind w:left="3600" w:hanging="360"/>
+      </w:pPr>
+    </w:lvl>
+    <w:lvl w:ilvl="5" w:tentative="1">
+      <w:start w:val="1"/>
+      <w:numFmt w:val="decimal"/>
+      <w:lvlText w:val="%6."/>
+      <w:lvlJc w:val="left"/>
+      <w:pPr>
+        <w:tabs>
+          <w:tab w:val="num" w:pos="4320"/>
+        </w:tabs>
+        <w:ind w:left="4320" w:hanging="360"/>
+      </w:pPr>
+    </w:lvl>
+    <w:lvl w:ilvl="6" w:tentative="1">
+      <w:start w:val="1"/>
+      <w:numFmt w:val="decimal"/>
+      <w:lvlText w:val="%7."/>
+      <w:lvlJc w:val="left"/>
+      <w:pPr>
+        <w:tabs>
+          <w:tab w:val="num" w:pos="5040"/>
+        </w:tabs>
+        <w:ind w:left="5040" w:hanging="360"/>
+      </w:pPr>
+    </w:lvl>
+    <w:lvl w:ilvl="7" w:tentative="1">
+      <w:start w:val="1"/>
+      <w:numFmt w:val="decimal"/>
+      <w:lvlText w:val="%8."/>
+      <w:lvlJc w:val="left"/>
+      <w:pPr>
+        <w:tabs>
+          <w:tab w:val="num" w:pos="5760"/>
+        </w:tabs>
+        <w:ind w:left="5760" w:hanging="360"/>
+      </w:pPr>
+    </w:lvl>
+    <w:lvl w:ilvl="8" w:tentative="1">
+      <w:start w:val="1"/>
+      <w:numFmt w:val="decimal"/>
+      <w:lvlText w:val="%9."/>
+      <w:lvlJc w:val="left"/>
+      <w:pPr>
+        <w:tabs>
+          <w:tab w:val="num" w:pos="6480"/>
+        </w:tabs>
+        <w:ind w:left="6480" w:hanging="360"/>
+      </w:pPr>
+    </w:lvl>
+  </w:abstractNum>
+  <w:abstractNum w:abstractNumId="9" w15:restartNumberingAfterBreak="0">
+    <w:nsid w:val="25420089"/>
+    <w:multiLevelType w:val="multilevel"/>
+    <w:tmpl w:val="85E050FC"/>
+    <w:lvl w:ilvl="0">
+      <w:start w:val="4"/>
+      <w:numFmt w:val="decimal"/>
+      <w:lvlText w:val="%1."/>
+      <w:lvlJc w:val="left"/>
+      <w:pPr>
+        <w:tabs>
+          <w:tab w:val="num" w:pos="720"/>
+        </w:tabs>
+        <w:ind w:left="720" w:hanging="360"/>
+      </w:pPr>
+    </w:lvl>
+    <w:lvl w:ilvl="1" w:tentative="1">
+      <w:start w:val="1"/>
+      <w:numFmt w:val="decimal"/>
+      <w:lvlText w:val="%2."/>
+      <w:lvlJc w:val="left"/>
+      <w:pPr>
+        <w:tabs>
+          <w:tab w:val="num" w:pos="1440"/>
+        </w:tabs>
+        <w:ind w:left="1440" w:hanging="360"/>
+      </w:pPr>
+    </w:lvl>
+    <w:lvl w:ilvl="2" w:tentative="1">
+      <w:start w:val="1"/>
+      <w:numFmt w:val="decimal"/>
+      <w:lvlText w:val="%3."/>
+      <w:lvlJc w:val="left"/>
+      <w:pPr>
+        <w:tabs>
+          <w:tab w:val="num" w:pos="2160"/>
+        </w:tabs>
+        <w:ind w:left="2160" w:hanging="360"/>
+      </w:pPr>
+    </w:lvl>
+    <w:lvl w:ilvl="3" w:tentative="1">
+      <w:start w:val="1"/>
+      <w:numFmt w:val="decimal"/>
+      <w:lvlText w:val="%4."/>
+      <w:lvlJc w:val="left"/>
+      <w:pPr>
+        <w:tabs>
+          <w:tab w:val="num" w:pos="2880"/>
+        </w:tabs>
+        <w:ind w:left="2880" w:hanging="360"/>
+      </w:pPr>
+    </w:lvl>
+    <w:lvl w:ilvl="4" w:tentative="1">
+      <w:start w:val="1"/>
+      <w:numFmt w:val="decimal"/>
+      <w:lvlText w:val="%5."/>
+      <w:lvlJc w:val="left"/>
+      <w:pPr>
+        <w:tabs>
+          <w:tab w:val="num" w:pos="3600"/>
+        </w:tabs>
+        <w:ind w:left="3600" w:hanging="360"/>
+      </w:pPr>
+    </w:lvl>
+    <w:lvl w:ilvl="5" w:tentative="1">
+      <w:start w:val="1"/>
+      <w:numFmt w:val="decimal"/>
+      <w:lvlText w:val="%6."/>
+      <w:lvlJc w:val="left"/>
+      <w:pPr>
+        <w:tabs>
+          <w:tab w:val="num" w:pos="4320"/>
+        </w:tabs>
+        <w:ind w:left="4320" w:hanging="360"/>
+      </w:pPr>
+    </w:lvl>
+    <w:lvl w:ilvl="6" w:tentative="1">
+      <w:start w:val="1"/>
+      <w:numFmt w:val="decimal"/>
+      <w:lvlText w:val="%7."/>
+      <w:lvlJc w:val="left"/>
+      <w:pPr>
+        <w:tabs>
+          <w:tab w:val="num" w:pos="5040"/>
+        </w:tabs>
+        <w:ind w:left="5040" w:hanging="360"/>
+      </w:pPr>
+    </w:lvl>
+    <w:lvl w:ilvl="7" w:tentative="1">
+      <w:start w:val="1"/>
+      <w:numFmt w:val="decimal"/>
+      <w:lvlText w:val="%8."/>
+      <w:lvlJc w:val="left"/>
+      <w:pPr>
+        <w:tabs>
+          <w:tab w:val="num" w:pos="5760"/>
+        </w:tabs>
+        <w:ind w:left="5760" w:hanging="360"/>
+      </w:pPr>
+    </w:lvl>
+    <w:lvl w:ilvl="8" w:tentative="1">
+      <w:start w:val="1"/>
+      <w:numFmt w:val="decimal"/>
+      <w:lvlText w:val="%9."/>
+      <w:lvlJc w:val="left"/>
+      <w:pPr>
+        <w:tabs>
+          <w:tab w:val="num" w:pos="6480"/>
+        </w:tabs>
+        <w:ind w:left="6480" w:hanging="360"/>
+      </w:pPr>
+    </w:lvl>
+  </w:abstractNum>
+  <w:abstractNum w:abstractNumId="10" w15:restartNumberingAfterBreak="0">
+    <w:nsid w:val="2CB67A47"/>
+    <w:multiLevelType w:val="multilevel"/>
+    <w:tmpl w:val="6E7602C2"/>
+    <w:lvl w:ilvl="0">
+      <w:start w:val="2"/>
+      <w:numFmt w:val="decimal"/>
+      <w:lvlText w:val="%1."/>
+      <w:lvlJc w:val="left"/>
+      <w:pPr>
+        <w:tabs>
+          <w:tab w:val="num" w:pos="720"/>
+        </w:tabs>
+        <w:ind w:left="720" w:hanging="360"/>
+      </w:pPr>
+    </w:lvl>
+    <w:lvl w:ilvl="1" w:tentative="1">
+      <w:start w:val="1"/>
+      <w:numFmt w:val="decimal"/>
+      <w:lvlText w:val="%2."/>
+      <w:lvlJc w:val="left"/>
+      <w:pPr>
+        <w:tabs>
+          <w:tab w:val="num" w:pos="1440"/>
+        </w:tabs>
+        <w:ind w:left="1440" w:hanging="360"/>
+      </w:pPr>
+    </w:lvl>
+    <w:lvl w:ilvl="2" w:tentative="1">
+      <w:start w:val="1"/>
+      <w:numFmt w:val="decimal"/>
+      <w:lvlText w:val="%3."/>
+      <w:lvlJc w:val="left"/>
+      <w:pPr>
+        <w:tabs>
+          <w:tab w:val="num" w:pos="2160"/>
+        </w:tabs>
+        <w:ind w:left="2160" w:hanging="360"/>
+      </w:pPr>
+    </w:lvl>
+    <w:lvl w:ilvl="3" w:tentative="1">
+      <w:start w:val="1"/>
+      <w:numFmt w:val="decimal"/>
+      <w:lvlText w:val="%4."/>
+      <w:lvlJc w:val="left"/>
+      <w:pPr>
+        <w:tabs>
+          <w:tab w:val="num" w:pos="2880"/>
+        </w:tabs>
+        <w:ind w:left="2880" w:hanging="360"/>
+      </w:pPr>
+    </w:lvl>
+    <w:lvl w:ilvl="4" w:tentative="1">
+      <w:start w:val="1"/>
+      <w:numFmt w:val="decimal"/>
+      <w:lvlText w:val="%5."/>
+      <w:lvlJc w:val="left"/>
+      <w:pPr>
+        <w:tabs>
+          <w:tab w:val="num" w:pos="3600"/>
+        </w:tabs>
+        <w:ind w:left="3600" w:hanging="360"/>
+      </w:pPr>
+    </w:lvl>
+    <w:lvl w:ilvl="5" w:tentative="1">
+      <w:start w:val="1"/>
+      <w:numFmt w:val="decimal"/>
+      <w:lvlText w:val="%6."/>
+      <w:lvlJc w:val="left"/>
+      <w:pPr>
+        <w:tabs>
+          <w:tab w:val="num" w:pos="4320"/>
+        </w:tabs>
+        <w:ind w:left="4320" w:hanging="360"/>
+      </w:pPr>
+    </w:lvl>
+    <w:lvl w:ilvl="6" w:tentative="1">
+      <w:start w:val="1"/>
+      <w:numFmt w:val="decimal"/>
+      <w:lvlText w:val="%7."/>
+      <w:lvlJc w:val="left"/>
+      <w:pPr>
+        <w:tabs>
+          <w:tab w:val="num" w:pos="5040"/>
+        </w:tabs>
+        <w:ind w:left="5040" w:hanging="360"/>
+      </w:pPr>
+    </w:lvl>
+    <w:lvl w:ilvl="7" w:tentative="1">
+      <w:start w:val="1"/>
+      <w:numFmt w:val="decimal"/>
+      <w:lvlText w:val="%8."/>
+      <w:lvlJc w:val="left"/>
+      <w:pPr>
+        <w:tabs>
+          <w:tab w:val="num" w:pos="5760"/>
+        </w:tabs>
+        <w:ind w:left="5760" w:hanging="360"/>
+      </w:pPr>
+    </w:lvl>
+    <w:lvl w:ilvl="8" w:tentative="1">
+      <w:start w:val="1"/>
+      <w:numFmt w:val="decimal"/>
+      <w:lvlText w:val="%9."/>
+      <w:lvlJc w:val="left"/>
+      <w:pPr>
+        <w:tabs>
+          <w:tab w:val="num" w:pos="6480"/>
+        </w:tabs>
+        <w:ind w:left="6480" w:hanging="360"/>
+      </w:pPr>
+    </w:lvl>
+  </w:abstractNum>
+  <w:abstractNum w:abstractNumId="11" w15:restartNumberingAfterBreak="0">
+    <w:nsid w:val="2F674E58"/>
+    <w:multiLevelType w:val="multilevel"/>
+    <w:tmpl w:val="8FD41AF6"/>
+    <w:lvl w:ilvl="0">
+      <w:start w:val="2"/>
+      <w:numFmt w:val="decimal"/>
+      <w:lvlText w:val="%1."/>
+      <w:lvlJc w:val="left"/>
+      <w:pPr>
+        <w:tabs>
+          <w:tab w:val="num" w:pos="720"/>
+        </w:tabs>
+        <w:ind w:left="720" w:hanging="360"/>
+      </w:pPr>
+    </w:lvl>
+    <w:lvl w:ilvl="1" w:tentative="1">
+      <w:start w:val="1"/>
+      <w:numFmt w:val="decimal"/>
+      <w:lvlText w:val="%2."/>
+      <w:lvlJc w:val="left"/>
+      <w:pPr>
+        <w:tabs>
+          <w:tab w:val="num" w:pos="1440"/>
+        </w:tabs>
+        <w:ind w:left="1440" w:hanging="360"/>
+      </w:pPr>
+    </w:lvl>
+    <w:lvl w:ilvl="2" w:tentative="1">
+      <w:start w:val="1"/>
+      <w:numFmt w:val="decimal"/>
+      <w:lvlText w:val="%3."/>
+      <w:lvlJc w:val="left"/>
+      <w:pPr>
+        <w:tabs>
+          <w:tab w:val="num" w:pos="2160"/>
+        </w:tabs>
+        <w:ind w:left="2160" w:hanging="360"/>
+      </w:pPr>
+    </w:lvl>
+    <w:lvl w:ilvl="3" w:tentative="1">
+      <w:start w:val="1"/>
+      <w:numFmt w:val="decimal"/>
+      <w:lvlText w:val="%4."/>
+      <w:lvlJc w:val="left"/>
+      <w:pPr>
+        <w:tabs>
+          <w:tab w:val="num" w:pos="2880"/>
+        </w:tabs>
+        <w:ind w:left="2880" w:hanging="360"/>
+      </w:pPr>
+    </w:lvl>
+    <w:lvl w:ilvl="4" w:tentative="1">
+      <w:start w:val="1"/>
+      <w:numFmt w:val="decimal"/>
+      <w:lvlText w:val="%5."/>
+      <w:lvlJc w:val="left"/>
+      <w:pPr>
+        <w:tabs>
+          <w:tab w:val="num" w:pos="3600"/>
+        </w:tabs>
+        <w:ind w:left="3600" w:hanging="360"/>
+      </w:pPr>
+    </w:lvl>
+    <w:lvl w:ilvl="5" w:tentative="1">
+      <w:start w:val="1"/>
+      <w:numFmt w:val="decimal"/>
+      <w:lvlText w:val="%6."/>
+      <w:lvlJc w:val="left"/>
+      <w:pPr>
+        <w:tabs>
+          <w:tab w:val="num" w:pos="4320"/>
+        </w:tabs>
+        <w:ind w:left="4320" w:hanging="360"/>
+      </w:pPr>
+    </w:lvl>
+    <w:lvl w:ilvl="6" w:tentative="1">
+      <w:start w:val="1"/>
+      <w:numFmt w:val="decimal"/>
+      <w:lvlText w:val="%7."/>
+      <w:lvlJc w:val="left"/>
+      <w:pPr>
+        <w:tabs>
+          <w:tab w:val="num" w:pos="5040"/>
+        </w:tabs>
+        <w:ind w:left="5040" w:hanging="360"/>
+      </w:pPr>
+    </w:lvl>
+    <w:lvl w:ilvl="7" w:tentative="1">
+      <w:start w:val="1"/>
+      <w:numFmt w:val="decimal"/>
+      <w:lvlText w:val="%8."/>
+      <w:lvlJc w:val="left"/>
+      <w:pPr>
+        <w:tabs>
+          <w:tab w:val="num" w:pos="5760"/>
+        </w:tabs>
+        <w:ind w:left="5760" w:hanging="360"/>
+      </w:pPr>
+    </w:lvl>
+    <w:lvl w:ilvl="8" w:tentative="1">
+      <w:start w:val="1"/>
+      <w:numFmt w:val="decimal"/>
+      <w:lvlText w:val="%9."/>
+      <w:lvlJc w:val="left"/>
+      <w:pPr>
+        <w:tabs>
+          <w:tab w:val="num" w:pos="6480"/>
+        </w:tabs>
+        <w:ind w:left="6480" w:hanging="360"/>
+      </w:pPr>
+    </w:lvl>
+  </w:abstractNum>
+  <w:abstractNum w:abstractNumId="12" w15:restartNumberingAfterBreak="0">
+    <w:nsid w:val="41D42F71"/>
+    <w:multiLevelType w:val="multilevel"/>
+    <w:tmpl w:val="9454DF3A"/>
+    <w:lvl w:ilvl="0">
+      <w:start w:val="3"/>
+      <w:numFmt w:val="decimal"/>
+      <w:lvlText w:val="%1."/>
+      <w:lvlJc w:val="left"/>
+      <w:pPr>
+        <w:tabs>
+          <w:tab w:val="num" w:pos="720"/>
+        </w:tabs>
+        <w:ind w:left="720" w:hanging="360"/>
+      </w:pPr>
+    </w:lvl>
+    <w:lvl w:ilvl="1" w:tentative="1">
+      <w:start w:val="1"/>
+      <w:numFmt w:val="decimal"/>
+      <w:lvlText w:val="%2."/>
+      <w:lvlJc w:val="left"/>
+      <w:pPr>
+        <w:tabs>
+          <w:tab w:val="num" w:pos="1440"/>
+        </w:tabs>
+        <w:ind w:left="1440" w:hanging="360"/>
+      </w:pPr>
+    </w:lvl>
+    <w:lvl w:ilvl="2" w:tentative="1">
+      <w:start w:val="1"/>
+      <w:numFmt w:val="decimal"/>
+      <w:lvlText w:val="%3."/>
+      <w:lvlJc w:val="left"/>
+      <w:pPr>
+        <w:tabs>
+          <w:tab w:val="num" w:pos="2160"/>
+        </w:tabs>
+        <w:ind w:left="2160" w:hanging="360"/>
+      </w:pPr>
+    </w:lvl>
+    <w:lvl w:ilvl="3" w:tentative="1">
+      <w:start w:val="1"/>
+      <w:numFmt w:val="decimal"/>
+      <w:lvlText w:val="%4."/>
+      <w:lvlJc w:val="left"/>
+      <w:pPr>
+        <w:tabs>
+          <w:tab w:val="num" w:pos="2880"/>
+        </w:tabs>
+        <w:ind w:left="2880" w:hanging="360"/>
+      </w:pPr>
+    </w:lvl>
+    <w:lvl w:ilvl="4" w:tentative="1">
+      <w:start w:val="1"/>
+      <w:numFmt w:val="decimal"/>
+      <w:lvlText w:val="%5."/>
+      <w:lvlJc w:val="left"/>
+      <w:pPr>
+        <w:tabs>
+          <w:tab w:val="num" w:pos="3600"/>
+        </w:tabs>
+        <w:ind w:left="3600" w:hanging="360"/>
+      </w:pPr>
+    </w:lvl>
+    <w:lvl w:ilvl="5" w:tentative="1">
+      <w:start w:val="1"/>
+      <w:numFmt w:val="decimal"/>
+      <w:lvlText w:val="%6."/>
+      <w:lvlJc w:val="left"/>
+      <w:pPr>
+        <w:tabs>
+          <w:tab w:val="num" w:pos="4320"/>
+        </w:tabs>
+        <w:ind w:left="4320" w:hanging="360"/>
+      </w:pPr>
+    </w:lvl>
+    <w:lvl w:ilvl="6" w:tentative="1">
+      <w:start w:val="1"/>
+      <w:numFmt w:val="decimal"/>
+      <w:lvlText w:val="%7."/>
+      <w:lvlJc w:val="left"/>
+      <w:pPr>
+        <w:tabs>
+          <w:tab w:val="num" w:pos="5040"/>
+        </w:tabs>
+        <w:ind w:left="5040" w:hanging="360"/>
+      </w:pPr>
+    </w:lvl>
+    <w:lvl w:ilvl="7" w:tentative="1">
+      <w:start w:val="1"/>
+      <w:numFmt w:val="decimal"/>
+      <w:lvlText w:val="%8."/>
+      <w:lvlJc w:val="left"/>
+      <w:pPr>
+        <w:tabs>
+          <w:tab w:val="num" w:pos="5760"/>
+        </w:tabs>
+        <w:ind w:left="5760" w:hanging="360"/>
+      </w:pPr>
+    </w:lvl>
+    <w:lvl w:ilvl="8" w:tentative="1">
+      <w:start w:val="1"/>
+      <w:numFmt w:val="decimal"/>
+      <w:lvlText w:val="%9."/>
+      <w:lvlJc w:val="left"/>
+      <w:pPr>
+        <w:tabs>
+          <w:tab w:val="num" w:pos="6480"/>
+        </w:tabs>
+        <w:ind w:left="6480" w:hanging="360"/>
+      </w:pPr>
+    </w:lvl>
+  </w:abstractNum>
+  <w:abstractNum w:abstractNumId="13" w15:restartNumberingAfterBreak="0">
+    <w:nsid w:val="43C23C2B"/>
+    <w:multiLevelType w:val="multilevel"/>
+    <w:tmpl w:val="F48E8364"/>
+    <w:lvl w:ilvl="0">
+      <w:start w:val="1"/>
+      <w:numFmt w:val="decimal"/>
+      <w:lvlText w:val="%1."/>
+      <w:lvlJc w:val="left"/>
+      <w:pPr>
+        <w:tabs>
+          <w:tab w:val="num" w:pos="720"/>
+        </w:tabs>
+        <w:ind w:left="720" w:hanging="360"/>
+      </w:pPr>
+    </w:lvl>
+    <w:lvl w:ilvl="1" w:tentative="1">
+      <w:start w:val="1"/>
+      <w:numFmt w:val="decimal"/>
+      <w:lvlText w:val="%2."/>
+      <w:lvlJc w:val="left"/>
+      <w:pPr>
+        <w:tabs>
+          <w:tab w:val="num" w:pos="1440"/>
+        </w:tabs>
+        <w:ind w:left="1440" w:hanging="360"/>
+      </w:pPr>
+    </w:lvl>
+    <w:lvl w:ilvl="2" w:tentative="1">
+      <w:start w:val="1"/>
+      <w:numFmt w:val="decimal"/>
+      <w:lvlText w:val="%3."/>
+      <w:lvlJc w:val="left"/>
+      <w:pPr>
+        <w:tabs>
+          <w:tab w:val="num" w:pos="2160"/>
+        </w:tabs>
+        <w:ind w:left="2160" w:hanging="360"/>
+      </w:pPr>
+    </w:lvl>
+    <w:lvl w:ilvl="3" w:tentative="1">
+      <w:start w:val="1"/>
+      <w:numFmt w:val="decimal"/>
+      <w:lvlText w:val="%4."/>
+      <w:lvlJc w:val="left"/>
+      <w:pPr>
+        <w:tabs>
+          <w:tab w:val="num" w:pos="2880"/>
+        </w:tabs>
+        <w:ind w:left="2880" w:hanging="360"/>
+      </w:pPr>
+    </w:lvl>
+    <w:lvl w:ilvl="4" w:tentative="1">
+      <w:start w:val="1"/>
+      <w:numFmt w:val="decimal"/>
+      <w:lvlText w:val="%5."/>
+      <w:lvlJc w:val="left"/>
+      <w:pPr>
+        <w:tabs>
+          <w:tab w:val="num" w:pos="3600"/>
+        </w:tabs>
+        <w:ind w:left="3600" w:hanging="360"/>
+      </w:pPr>
+    </w:lvl>
+    <w:lvl w:ilvl="5" w:tentative="1">
+      <w:start w:val="1"/>
+      <w:numFmt w:val="decimal"/>
+      <w:lvlText w:val="%6."/>
+      <w:lvlJc w:val="left"/>
+      <w:pPr>
+        <w:tabs>
+          <w:tab w:val="num" w:pos="4320"/>
+        </w:tabs>
+        <w:ind w:left="4320" w:hanging="360"/>
+      </w:pPr>
+    </w:lvl>
+    <w:lvl w:ilvl="6" w:tentative="1">
+      <w:start w:val="1"/>
+      <w:numFmt w:val="decimal"/>
+      <w:lvlText w:val="%7."/>
+      <w:lvlJc w:val="left"/>
+      <w:pPr>
+        <w:tabs>
+          <w:tab w:val="num" w:pos="5040"/>
+        </w:tabs>
+        <w:ind w:left="5040" w:hanging="360"/>
+      </w:pPr>
+    </w:lvl>
+    <w:lvl w:ilvl="7" w:tentative="1">
+      <w:start w:val="1"/>
+      <w:numFmt w:val="decimal"/>
+      <w:lvlText w:val="%8."/>
+      <w:lvlJc w:val="left"/>
+      <w:pPr>
+        <w:tabs>
+          <w:tab w:val="num" w:pos="5760"/>
+        </w:tabs>
+        <w:ind w:left="5760" w:hanging="360"/>
+      </w:pPr>
+    </w:lvl>
+    <w:lvl w:ilvl="8" w:tentative="1">
+      <w:start w:val="1"/>
+      <w:numFmt w:val="decimal"/>
+      <w:lvlText w:val="%9."/>
+      <w:lvlJc w:val="left"/>
+      <w:pPr>
+        <w:tabs>
+          <w:tab w:val="num" w:pos="6480"/>
+        </w:tabs>
+        <w:ind w:left="6480" w:hanging="360"/>
+      </w:pPr>
+    </w:lvl>
+  </w:abstractNum>
+  <w:abstractNum w:abstractNumId="14" w15:restartNumberingAfterBreak="0">
+    <w:nsid w:val="44F64AA4"/>
+    <w:multiLevelType w:val="multilevel"/>
+    <w:tmpl w:val="8A02E676"/>
+    <w:lvl w:ilvl="0">
+      <w:start w:val="3"/>
+      <w:numFmt w:val="decimal"/>
+      <w:lvlText w:val="%1."/>
+      <w:lvlJc w:val="left"/>
+      <w:pPr>
+        <w:tabs>
+          <w:tab w:val="num" w:pos="720"/>
+        </w:tabs>
+        <w:ind w:left="720" w:hanging="360"/>
+      </w:pPr>
+    </w:lvl>
+    <w:lvl w:ilvl="1" w:tentative="1">
+      <w:start w:val="1"/>
+      <w:numFmt w:val="decimal"/>
+      <w:lvlText w:val="%2."/>
+      <w:lvlJc w:val="left"/>
+      <w:pPr>
+        <w:tabs>
+          <w:tab w:val="num" w:pos="1440"/>
+        </w:tabs>
+        <w:ind w:left="1440" w:hanging="360"/>
+      </w:pPr>
+    </w:lvl>
+    <w:lvl w:ilvl="2" w:tentative="1">
+      <w:start w:val="1"/>
+      <w:numFmt w:val="decimal"/>
+      <w:lvlText w:val="%3."/>
+      <w:lvlJc w:val="left"/>
+      <w:pPr>
+        <w:tabs>
+          <w:tab w:val="num" w:pos="2160"/>
+        </w:tabs>
+        <w:ind w:left="2160" w:hanging="360"/>
+      </w:pPr>
+    </w:lvl>
+    <w:lvl w:ilvl="3" w:tentative="1">
+      <w:start w:val="1"/>
+      <w:numFmt w:val="decimal"/>
+      <w:lvlText w:val="%4."/>
+      <w:lvlJc w:val="left"/>
+      <w:pPr>
+        <w:tabs>
+          <w:tab w:val="num" w:pos="2880"/>
+        </w:tabs>
+        <w:ind w:left="2880" w:hanging="360"/>
+      </w:pPr>
+    </w:lvl>
+    <w:lvl w:ilvl="4" w:tentative="1">
+      <w:start w:val="1"/>
+      <w:numFmt w:val="decimal"/>
+      <w:lvlText w:val="%5."/>
+      <w:lvlJc w:val="left"/>
+      <w:pPr>
+        <w:tabs>
+          <w:tab w:val="num" w:pos="3600"/>
+        </w:tabs>
+        <w:ind w:left="3600" w:hanging="360"/>
+      </w:pPr>
+    </w:lvl>
+    <w:lvl w:ilvl="5" w:tentative="1">
+      <w:start w:val="1"/>
+      <w:numFmt w:val="decimal"/>
+      <w:lvlText w:val="%6."/>
+      <w:lvlJc w:val="left"/>
+      <w:pPr>
+        <w:tabs>
+          <w:tab w:val="num" w:pos="4320"/>
+        </w:tabs>
+        <w:ind w:left="4320" w:hanging="360"/>
+      </w:pPr>
+    </w:lvl>
+    <w:lvl w:ilvl="6" w:tentative="1">
+      <w:start w:val="1"/>
+      <w:numFmt w:val="decimal"/>
+      <w:lvlText w:val="%7."/>
+      <w:lvlJc w:val="left"/>
+      <w:pPr>
+        <w:tabs>
+          <w:tab w:val="num" w:pos="5040"/>
+        </w:tabs>
+        <w:ind w:left="5040" w:hanging="360"/>
+      </w:pPr>
+    </w:lvl>
+    <w:lvl w:ilvl="7" w:tentative="1">
+      <w:start w:val="1"/>
+      <w:numFmt w:val="decimal"/>
+      <w:lvlText w:val="%8."/>
+      <w:lvlJc w:val="left"/>
+      <w:pPr>
+        <w:tabs>
+          <w:tab w:val="num" w:pos="5760"/>
+        </w:tabs>
+        <w:ind w:left="5760" w:hanging="360"/>
+      </w:pPr>
+    </w:lvl>
+    <w:lvl w:ilvl="8" w:tentative="1">
+      <w:start w:val="1"/>
+      <w:numFmt w:val="decimal"/>
+      <w:lvlText w:val="%9."/>
+      <w:lvlJc w:val="left"/>
+      <w:pPr>
+        <w:tabs>
+          <w:tab w:val="num" w:pos="6480"/>
+        </w:tabs>
+        <w:ind w:left="6480" w:hanging="360"/>
+      </w:pPr>
+    </w:lvl>
+  </w:abstractNum>
+  <w:abstractNum w:abstractNumId="15" w15:restartNumberingAfterBreak="0">
+    <w:nsid w:val="478C0742"/>
+    <w:multiLevelType w:val="multilevel"/>
+    <w:tmpl w:val="5C7A082A"/>
+    <w:lvl w:ilvl="0">
+      <w:start w:val="1"/>
+      <w:numFmt w:val="bullet"/>
+      <w:lvlText w:val=""/>
+      <w:lvlJc w:val="left"/>
+      <w:pPr>
+        <w:tabs>
+          <w:tab w:val="num" w:pos="720"/>
+        </w:tabs>
+        <w:ind w:left="720" w:hanging="360"/>
+      </w:pPr>
+      <w:rPr>
+        <w:rFonts w:ascii="Symbol" w:hAnsi="Symbol" w:hint="default"/>
+        <w:sz w:val="20"/>
+      </w:rPr>
+    </w:lvl>
+    <w:lvl w:ilvl="1" w:tentative="1">
+      <w:start w:val="1"/>
+      <w:numFmt w:val="bullet"/>
+      <w:lvlText w:val="o"/>
+      <w:lvlJc w:val="left"/>
+      <w:pPr>
+        <w:tabs>
+          <w:tab w:val="num" w:pos="1440"/>
+        </w:tabs>
+        <w:ind w:left="1440" w:hanging="360"/>
+      </w:pPr>
+      <w:rPr>
+        <w:rFonts w:ascii="Courier New" w:hAnsi="Courier New" w:hint="default"/>
+        <w:sz w:val="20"/>
+      </w:rPr>
+    </w:lvl>
+    <w:lvl w:ilvl="2" w:tentative="1">
+      <w:start w:val="1"/>
+      <w:numFmt w:val="bullet"/>
+      <w:lvlText w:val=""/>
+      <w:lvlJc w:val="left"/>
+      <w:pPr>
+        <w:tabs>
+          <w:tab w:val="num" w:pos="2160"/>
+        </w:tabs>
+        <w:ind w:left="2160" w:hanging="360"/>
+      </w:pPr>
+      <w:rPr>
+        <w:rFonts w:ascii="Wingdings" w:hAnsi="Wingdings" w:hint="default"/>
+        <w:sz w:val="20"/>
+      </w:rPr>
+    </w:lvl>
+    <w:lvl w:ilvl="3" w:tentative="1">
+      <w:start w:val="1"/>
+      <w:numFmt w:val="bullet"/>
+      <w:lvlText w:val=""/>
+      <w:lvlJc w:val="left"/>
+      <w:pPr>
+        <w:tabs>
+          <w:tab w:val="num" w:pos="2880"/>
+        </w:tabs>
+        <w:ind w:left="2880" w:hanging="360"/>
+      </w:pPr>
+      <w:rPr>
+        <w:rFonts w:ascii="Wingdings" w:hAnsi="Wingdings" w:hint="default"/>
+        <w:sz w:val="20"/>
+      </w:rPr>
+    </w:lvl>
+    <w:lvl w:ilvl="4" w:tentative="1">
+      <w:start w:val="1"/>
+      <w:numFmt w:val="bullet"/>
+      <w:lvlText w:val=""/>
+      <w:lvlJc w:val="left"/>
+      <w:pPr>
+        <w:tabs>
+          <w:tab w:val="num" w:pos="3600"/>
+        </w:tabs>
+        <w:ind w:left="3600" w:hanging="360"/>
+      </w:pPr>
+      <w:rPr>
+        <w:rFonts w:ascii="Wingdings" w:hAnsi="Wingdings" w:hint="default"/>
+        <w:sz w:val="20"/>
+      </w:rPr>
+    </w:lvl>
+    <w:lvl w:ilvl="5" w:tentative="1">
+      <w:start w:val="1"/>
+      <w:numFmt w:val="bullet"/>
+      <w:lvlText w:val=""/>
+      <w:lvlJc w:val="left"/>
+      <w:pPr>
+        <w:tabs>
+          <w:tab w:val="num" w:pos="4320"/>
+        </w:tabs>
+        <w:ind w:left="4320" w:hanging="360"/>
+      </w:pPr>
+      <w:rPr>
+        <w:rFonts w:ascii="Wingdings" w:hAnsi="Wingdings" w:hint="default"/>
+        <w:sz w:val="20"/>
+      </w:rPr>
+    </w:lvl>
+    <w:lvl w:ilvl="6" w:tentative="1">
+      <w:start w:val="1"/>
+      <w:numFmt w:val="bullet"/>
+      <w:lvlText w:val=""/>
+      <w:lvlJc w:val="left"/>
+      <w:pPr>
+        <w:tabs>
+          <w:tab w:val="num" w:pos="5040"/>
+        </w:tabs>
+        <w:ind w:left="5040" w:hanging="360"/>
+      </w:pPr>
+      <w:rPr>
+        <w:rFonts w:ascii="Wingdings" w:hAnsi="Wingdings" w:hint="default"/>
+        <w:sz w:val="20"/>
+      </w:rPr>
+    </w:lvl>
+    <w:lvl w:ilvl="7" w:tentative="1">
+      <w:start w:val="1"/>
+      <w:numFmt w:val="bullet"/>
+      <w:lvlText w:val=""/>
+      <w:lvlJc w:val="left"/>
+      <w:pPr>
+        <w:tabs>
+          <w:tab w:val="num" w:pos="5760"/>
+        </w:tabs>
+        <w:ind w:left="5760" w:hanging="360"/>
+      </w:pPr>
+      <w:rPr>
+        <w:rFonts w:ascii="Wingdings" w:hAnsi="Wingdings" w:hint="default"/>
+        <w:sz w:val="20"/>
+      </w:rPr>
+    </w:lvl>
+    <w:lvl w:ilvl="8" w:tentative="1">
+      <w:start w:val="1"/>
+      <w:numFmt w:val="bullet"/>
+      <w:lvlText w:val=""/>
+      <w:lvlJc w:val="left"/>
+      <w:pPr>
+        <w:tabs>
+          <w:tab w:val="num" w:pos="6480"/>
+        </w:tabs>
+        <w:ind w:left="6480" w:hanging="360"/>
+      </w:pPr>
+      <w:rPr>
+        <w:rFonts w:ascii="Wingdings" w:hAnsi="Wingdings" w:hint="default"/>
+        <w:sz w:val="20"/>
+      </w:rPr>
+    </w:lvl>
+  </w:abstractNum>
+  <w:abstractNum w:abstractNumId="16" w15:restartNumberingAfterBreak="0">
+    <w:nsid w:val="5B285D47"/>
+    <w:multiLevelType w:val="multilevel"/>
+    <w:tmpl w:val="689CA68C"/>
+    <w:lvl w:ilvl="0">
+      <w:start w:val="1"/>
+      <w:numFmt w:val="decimal"/>
+      <w:lvlText w:val="%1."/>
+      <w:lvlJc w:val="left"/>
+      <w:pPr>
+        <w:tabs>
+          <w:tab w:val="num" w:pos="720"/>
+        </w:tabs>
+        <w:ind w:left="720" w:hanging="360"/>
+      </w:pPr>
+    </w:lvl>
+    <w:lvl w:ilvl="1" w:tentative="1">
+      <w:start w:val="1"/>
+      <w:numFmt w:val="decimal"/>
+      <w:lvlText w:val="%2."/>
+      <w:lvlJc w:val="left"/>
+      <w:pPr>
+        <w:tabs>
+          <w:tab w:val="num" w:pos="1440"/>
+        </w:tabs>
+        <w:ind w:left="1440" w:hanging="360"/>
+      </w:pPr>
+    </w:lvl>
+    <w:lvl w:ilvl="2" w:tentative="1">
+      <w:start w:val="1"/>
+      <w:numFmt w:val="decimal"/>
+      <w:lvlText w:val="%3."/>
+      <w:lvlJc w:val="left"/>
+      <w:pPr>
+        <w:tabs>
+          <w:tab w:val="num" w:pos="2160"/>
+        </w:tabs>
+        <w:ind w:left="2160" w:hanging="360"/>
+      </w:pPr>
+    </w:lvl>
+    <w:lvl w:ilvl="3" w:tentative="1">
+      <w:start w:val="1"/>
+      <w:numFmt w:val="decimal"/>
+      <w:lvlText w:val="%4."/>
+      <w:lvlJc w:val="left"/>
+      <w:pPr>
+        <w:tabs>
+          <w:tab w:val="num" w:pos="2880"/>
+        </w:tabs>
+        <w:ind w:left="2880" w:hanging="360"/>
+      </w:pPr>
+    </w:lvl>
+    <w:lvl w:ilvl="4" w:tentative="1">
+      <w:start w:val="1"/>
+      <w:numFmt w:val="decimal"/>
+      <w:lvlText w:val="%5."/>
+      <w:lvlJc w:val="left"/>
+      <w:pPr>
+        <w:tabs>
+          <w:tab w:val="num" w:pos="3600"/>
+        </w:tabs>
+        <w:ind w:left="3600" w:hanging="360"/>
+      </w:pPr>
+    </w:lvl>
+    <w:lvl w:ilvl="5" w:tentative="1">
+      <w:start w:val="1"/>
+      <w:numFmt w:val="decimal"/>
+      <w:lvlText w:val="%6."/>
+      <w:lvlJc w:val="left"/>
+      <w:pPr>
+        <w:tabs>
+          <w:tab w:val="num" w:pos="4320"/>
+        </w:tabs>
+        <w:ind w:left="4320" w:hanging="360"/>
+      </w:pPr>
+    </w:lvl>
+    <w:lvl w:ilvl="6" w:tentative="1">
+      <w:start w:val="1"/>
+      <w:numFmt w:val="decimal"/>
+      <w:lvlText w:val="%7."/>
+      <w:lvlJc w:val="left"/>
+      <w:pPr>
+        <w:tabs>
+          <w:tab w:val="num" w:pos="5040"/>
+        </w:tabs>
+        <w:ind w:left="5040" w:hanging="360"/>
+      </w:pPr>
+    </w:lvl>
+    <w:lvl w:ilvl="7" w:tentative="1">
+      <w:start w:val="1"/>
+      <w:numFmt w:val="decimal"/>
+      <w:lvlText w:val="%8."/>
+      <w:lvlJc w:val="left"/>
+      <w:pPr>
+        <w:tabs>
+          <w:tab w:val="num" w:pos="5760"/>
+        </w:tabs>
+        <w:ind w:left="5760" w:hanging="360"/>
+      </w:pPr>
+    </w:lvl>
+    <w:lvl w:ilvl="8" w:tentative="1">
+      <w:start w:val="1"/>
+      <w:numFmt w:val="decimal"/>
+      <w:lvlText w:val="%9."/>
+      <w:lvlJc w:val="left"/>
+      <w:pPr>
+        <w:tabs>
+          <w:tab w:val="num" w:pos="6480"/>
+        </w:tabs>
+        <w:ind w:left="6480" w:hanging="360"/>
+      </w:pPr>
+    </w:lvl>
+  </w:abstractNum>
+  <w:abstractNum w:abstractNumId="17" w15:restartNumberingAfterBreak="0">
+    <w:nsid w:val="643216FC"/>
+    <w:multiLevelType w:val="multilevel"/>
+    <w:tmpl w:val="D5641C6A"/>
+    <w:lvl w:ilvl="0">
+      <w:start w:val="4"/>
+      <w:numFmt w:val="decimal"/>
+      <w:lvlText w:val="%1."/>
+      <w:lvlJc w:val="left"/>
+      <w:pPr>
+        <w:tabs>
+          <w:tab w:val="num" w:pos="720"/>
+        </w:tabs>
+        <w:ind w:left="720" w:hanging="360"/>
+      </w:pPr>
+    </w:lvl>
+    <w:lvl w:ilvl="1" w:tentative="1">
+      <w:start w:val="1"/>
+      <w:numFmt w:val="decimal"/>
+      <w:lvlText w:val="%2."/>
+      <w:lvlJc w:val="left"/>
+      <w:pPr>
+        <w:tabs>
+          <w:tab w:val="num" w:pos="1440"/>
+        </w:tabs>
+        <w:ind w:left="1440" w:hanging="360"/>
+      </w:pPr>
+    </w:lvl>
+    <w:lvl w:ilvl="2" w:tentative="1">
+      <w:start w:val="1"/>
+      <w:numFmt w:val="decimal"/>
+      <w:lvlText w:val="%3."/>
+      <w:lvlJc w:val="left"/>
+      <w:pPr>
+        <w:tabs>
+          <w:tab w:val="num" w:pos="2160"/>
+        </w:tabs>
+        <w:ind w:left="2160" w:hanging="360"/>
+      </w:pPr>
+    </w:lvl>
+    <w:lvl w:ilvl="3" w:tentative="1">
+      <w:start w:val="1"/>
+      <w:numFmt w:val="decimal"/>
+      <w:lvlText w:val="%4."/>
+      <w:lvlJc w:val="left"/>
+      <w:pPr>
+        <w:tabs>
+          <w:tab w:val="num" w:pos="2880"/>
+        </w:tabs>
+        <w:ind w:left="2880" w:hanging="360"/>
+      </w:pPr>
+    </w:lvl>
+    <w:lvl w:ilvl="4" w:tentative="1">
+      <w:start w:val="1"/>
+      <w:numFmt w:val="decimal"/>
+      <w:lvlText w:val="%5."/>
+      <w:lvlJc w:val="left"/>
+      <w:pPr>
+        <w:tabs>
+          <w:tab w:val="num" w:pos="3600"/>
+        </w:tabs>
+        <w:ind w:left="3600" w:hanging="360"/>
+      </w:pPr>
+    </w:lvl>
+    <w:lvl w:ilvl="5" w:tentative="1">
+      <w:start w:val="1"/>
+      <w:numFmt w:val="decimal"/>
+      <w:lvlText w:val="%6."/>
+      <w:lvlJc w:val="left"/>
+      <w:pPr>
+        <w:tabs>
+          <w:tab w:val="num" w:pos="4320"/>
+        </w:tabs>
+        <w:ind w:left="4320" w:hanging="360"/>
+      </w:pPr>
+    </w:lvl>
+    <w:lvl w:ilvl="6" w:tentative="1">
+      <w:start w:val="1"/>
+      <w:numFmt w:val="decimal"/>
+      <w:lvlText w:val="%7."/>
+      <w:lvlJc w:val="left"/>
+      <w:pPr>
+        <w:tabs>
+          <w:tab w:val="num" w:pos="5040"/>
+        </w:tabs>
+        <w:ind w:left="5040" w:hanging="360"/>
+      </w:pPr>
+    </w:lvl>
+    <w:lvl w:ilvl="7" w:tentative="1">
+      <w:start w:val="1"/>
+      <w:numFmt w:val="decimal"/>
+      <w:lvlText w:val="%8."/>
+      <w:lvlJc w:val="left"/>
+      <w:pPr>
+        <w:tabs>
+          <w:tab w:val="num" w:pos="5760"/>
+        </w:tabs>
+        <w:ind w:left="5760" w:hanging="360"/>
+      </w:pPr>
+    </w:lvl>
+    <w:lvl w:ilvl="8" w:tentative="1">
+      <w:start w:val="1"/>
+      <w:numFmt w:val="decimal"/>
+      <w:lvlText w:val="%9."/>
+      <w:lvlJc w:val="left"/>
+      <w:pPr>
+        <w:tabs>
+          <w:tab w:val="num" w:pos="6480"/>
+        </w:tabs>
+        <w:ind w:left="6480" w:hanging="360"/>
+      </w:pPr>
+    </w:lvl>
+  </w:abstractNum>
+  <w:abstractNum w:abstractNumId="18" w15:restartNumberingAfterBreak="0">
+    <w:nsid w:val="7E9A35B9"/>
+    <w:multiLevelType w:val="multilevel"/>
+    <w:tmpl w:val="5B60D98E"/>
+    <w:lvl w:ilvl="0">
+      <w:start w:val="1"/>
+      <w:numFmt w:val="bullet"/>
+      <w:lvlText w:val=""/>
+      <w:lvlJc w:val="left"/>
+      <w:pPr>
+        <w:tabs>
+          <w:tab w:val="num" w:pos="720"/>
+        </w:tabs>
+        <w:ind w:left="720" w:hanging="360"/>
+      </w:pPr>
+      <w:rPr>
+        <w:rFonts w:ascii="Symbol" w:hAnsi="Symbol" w:hint="default"/>
+        <w:sz w:val="20"/>
+      </w:rPr>
+    </w:lvl>
+    <w:lvl w:ilvl="1" w:tentative="1">
+      <w:start w:val="1"/>
+      <w:numFmt w:val="bullet"/>
+      <w:lvlText w:val="o"/>
+      <w:lvlJc w:val="left"/>
+      <w:pPr>
+        <w:tabs>
+          <w:tab w:val="num" w:pos="1440"/>
+        </w:tabs>
+        <w:ind w:left="1440" w:hanging="360"/>
+      </w:pPr>
+      <w:rPr>
+        <w:rFonts w:ascii="Courier New" w:hAnsi="Courier New" w:hint="default"/>
+        <w:sz w:val="20"/>
+      </w:rPr>
+    </w:lvl>
+    <w:lvl w:ilvl="2" w:tentative="1">
+      <w:start w:val="1"/>
+      <w:numFmt w:val="bullet"/>
+      <w:lvlText w:val=""/>
+      <w:lvlJc w:val="left"/>
+      <w:pPr>
+        <w:tabs>
+          <w:tab w:val="num" w:pos="2160"/>
+        </w:tabs>
+        <w:ind w:left="2160" w:hanging="360"/>
+      </w:pPr>
+      <w:rPr>
+        <w:rFonts w:ascii="Wingdings" w:hAnsi="Wingdings" w:hint="default"/>
+        <w:sz w:val="20"/>
+      </w:rPr>
+    </w:lvl>
+    <w:lvl w:ilvl="3" w:tentative="1">
+      <w:start w:val="1"/>
+      <w:numFmt w:val="bullet"/>
+      <w:lvlText w:val=""/>
+      <w:lvlJc w:val="left"/>
+      <w:pPr>
+        <w:tabs>
+          <w:tab w:val="num" w:pos="2880"/>
+        </w:tabs>
+        <w:ind w:left="2880" w:hanging="360"/>
+      </w:pPr>
+      <w:rPr>
+        <w:rFonts w:ascii="Wingdings" w:hAnsi="Wingdings" w:hint="default"/>
+        <w:sz w:val="20"/>
+      </w:rPr>
+    </w:lvl>
+    <w:lvl w:ilvl="4" w:tentative="1">
+      <w:start w:val="1"/>
+      <w:numFmt w:val="bullet"/>
+      <w:lvlText w:val=""/>
+      <w:lvlJc w:val="left"/>
+      <w:pPr>
+        <w:tabs>
+          <w:tab w:val="num" w:pos="3600"/>
+        </w:tabs>
+        <w:ind w:left="3600" w:hanging="360"/>
+      </w:pPr>
+      <w:rPr>
+        <w:rFonts w:ascii="Wingdings" w:hAnsi="Wingdings" w:hint="default"/>
+        <w:sz w:val="20"/>
+      </w:rPr>
+    </w:lvl>
+    <w:lvl w:ilvl="5" w:tentative="1">
+      <w:start w:val="1"/>
+      <w:numFmt w:val="bullet"/>
+      <w:lvlText w:val=""/>
+      <w:lvlJc w:val="left"/>
+      <w:pPr>
+        <w:tabs>
+          <w:tab w:val="num" w:pos="4320"/>
+        </w:tabs>
+        <w:ind w:left="4320" w:hanging="360"/>
+      </w:pPr>
+      <w:rPr>
+        <w:rFonts w:ascii="Wingdings" w:hAnsi="Wingdings" w:hint="default"/>
+        <w:sz w:val="20"/>
+      </w:rPr>
+    </w:lvl>
+    <w:lvl w:ilvl="6" w:tentative="1">
+      <w:start w:val="1"/>
+      <w:numFmt w:val="bullet"/>
+      <w:lvlText w:val=""/>
+      <w:lvlJc w:val="left"/>
+      <w:pPr>
+        <w:tabs>
+          <w:tab w:val="num" w:pos="5040"/>
+        </w:tabs>
+        <w:ind w:left="5040" w:hanging="360"/>
+      </w:pPr>
+      <w:rPr>
+        <w:rFonts w:ascii="Wingdings" w:hAnsi="Wingdings" w:hint="default"/>
+        <w:sz w:val="20"/>
+      </w:rPr>
+    </w:lvl>
+    <w:lvl w:ilvl="7" w:tentative="1">
+      <w:start w:val="1"/>
+      <w:numFmt w:val="bullet"/>
+      <w:lvlText w:val=""/>
+      <w:lvlJc w:val="left"/>
+      <w:pPr>
+        <w:tabs>
+          <w:tab w:val="num" w:pos="5760"/>
+        </w:tabs>
+        <w:ind w:left="5760" w:hanging="360"/>
+      </w:pPr>
+      <w:rPr>
+        <w:rFonts w:ascii="Wingdings" w:hAnsi="Wingdings" w:hint="default"/>
+        <w:sz w:val="20"/>
+      </w:rPr>
+    </w:lvl>
+    <w:lvl w:ilvl="8" w:tentative="1">
+      <w:start w:val="1"/>
+      <w:numFmt w:val="bullet"/>
+      <w:lvlText w:val=""/>
+      <w:lvlJc w:val="left"/>
+      <w:pPr>
+        <w:tabs>
+          <w:tab w:val="num" w:pos="6480"/>
+        </w:tabs>
+        <w:ind w:left="6480" w:hanging="360"/>
+      </w:pPr>
+      <w:rPr>
+        <w:rFonts w:ascii="Wingdings" w:hAnsi="Wingdings" w:hint="default"/>
+        <w:sz w:val="20"/>
+      </w:rPr>
+    </w:lvl>
+  </w:abstractNum>
+  <w:num w:numId="1" w16cid:durableId="1329678314">
+    <w:abstractNumId w:val="0"/>
+  </w:num>
+  <w:num w:numId="2" w16cid:durableId="2113285050">
+    <w:abstractNumId w:val="6"/>
+  </w:num>
+  <w:num w:numId="3" w16cid:durableId="1356881537">
+    <w:abstractNumId w:val="11"/>
+  </w:num>
+  <w:num w:numId="4" w16cid:durableId="2084839552">
+    <w:abstractNumId w:val="14"/>
+  </w:num>
+  <w:num w:numId="5" w16cid:durableId="440344351">
+    <w:abstractNumId w:val="4"/>
+  </w:num>
+  <w:num w:numId="6" w16cid:durableId="38169974">
+    <w:abstractNumId w:val="7"/>
+  </w:num>
+  <w:num w:numId="7" w16cid:durableId="1770079818">
+    <w:abstractNumId w:val="8"/>
+  </w:num>
+  <w:num w:numId="8" w16cid:durableId="943149372">
+    <w:abstractNumId w:val="15"/>
+  </w:num>
+  <w:num w:numId="9" w16cid:durableId="495800982">
+    <w:abstractNumId w:val="10"/>
+  </w:num>
+  <w:num w:numId="10" w16cid:durableId="1030423876">
+    <w:abstractNumId w:val="5"/>
+  </w:num>
+  <w:num w:numId="11" w16cid:durableId="951059002">
+    <w:abstractNumId w:val="12"/>
+  </w:num>
+  <w:num w:numId="12" w16cid:durableId="627980557">
+    <w:abstractNumId w:val="1"/>
+  </w:num>
+  <w:num w:numId="13" w16cid:durableId="842088495">
+    <w:abstractNumId w:val="17"/>
+  </w:num>
+  <w:num w:numId="14" w16cid:durableId="1451975577">
+    <w:abstractNumId w:val="2"/>
+  </w:num>
+  <w:num w:numId="15" w16cid:durableId="2045056388">
+    <w:abstractNumId w:val="13"/>
+  </w:num>
+  <w:num w:numId="16" w16cid:durableId="1029987106">
+    <w:abstractNumId w:val="3"/>
+  </w:num>
+  <w:num w:numId="17" w16cid:durableId="1416169137">
+    <w:abstractNumId w:val="18"/>
+  </w:num>
+  <w:num w:numId="18" w16cid:durableId="1930233740">
+    <w:abstractNumId w:val="16"/>
+  </w:num>
+  <w:num w:numId="19" w16cid:durableId="697513880">
+    <w:abstractNumId w:val="9"/>
+  </w:num>
+</w:numbering>
 </file>
 
 <file path=word/styles.xml><?xml version="1.0" encoding="utf-8"?>
@@ -1059,7 +4879,6 @@
   <w:style w:type="character" w:default="1" w:styleId="DefaultParagraphFont">
     <w:name w:val="Default Paragraph Font"/>
     <w:uiPriority w:val="1"/>
-    <w:semiHidden/>
     <w:unhideWhenUsed/>
   </w:style>
   <w:style w:type="table" w:default="1" w:styleId="TableNormal">
